--- a/internal_doc/00.项目管理/01.会议纪要/例会纪要_20140603.docx
+++ b/internal_doc/00.项目管理/01.会议纪要/例会纪要_20140603.docx
@@ -155,25 +155,7 @@
               <w:rPr>
                 <w:rFonts w:hint="eastAsia"/>
               </w:rPr>
-              <w:t>许建辉、</w:t>
-            </w:r>
-            <w:r>
-              <w:rPr>
-                <w:rFonts w:hint="eastAsia"/>
-              </w:rPr>
-              <w:t>谭钊波、何嘉文、胡晓均</w:t>
-            </w:r>
-            <w:r>
-              <w:rPr>
-                <w:rFonts w:hint="eastAsia"/>
-              </w:rPr>
-              <w:t>、刘圳、王文净</w:t>
-            </w:r>
-            <w:r>
-              <w:rPr>
-                <w:rFonts w:hint="eastAsia"/>
-              </w:rPr>
-              <w:t>、</w:t>
+              <w:t>许建辉、武赟、谭钊波、何嘉文、胡晓均、刘圳、王文净、</w:t>
             </w:r>
             <w:r>
               <w:rPr>
@@ -183,7 +165,7 @@
                 <w:szCs w:val="18"/>
                 <w:lang w:val="zh-CN"/>
               </w:rPr>
-              <w:t>林友滨、</w:t>
+              <w:t>李建华、林友滨、</w:t>
             </w:r>
             <w:r>
               <w:rPr>
@@ -203,7 +185,17 @@
                 <w:szCs w:val="18"/>
                 <w:lang w:val="zh-CN"/>
               </w:rPr>
-              <w:t>刘武</w:t>
+              <w:t>丁普生、</w:t>
+            </w:r>
+            <w:r>
+              <w:rPr>
+                <w:rFonts w:ascii="宋体" w:eastAsia="宋体" w:cs="宋体"/>
+                <w:kern w:val="0"/>
+                <w:sz w:val="18"/>
+                <w:szCs w:val="18"/>
+                <w:lang w:val="zh-CN"/>
+              </w:rPr>
+              <w:t xml:space="preserve"> </w:t>
             </w:r>
             <w:r>
               <w:rPr>
@@ -213,7 +205,17 @@
                 <w:szCs w:val="18"/>
                 <w:lang w:val="zh-CN"/>
               </w:rPr>
-              <w:t>兴</w:t>
+              <w:t>龙阳、</w:t>
+            </w:r>
+            <w:r>
+              <w:rPr>
+                <w:rFonts w:ascii="宋体" w:eastAsia="宋体" w:cs="宋体"/>
+                <w:kern w:val="0"/>
+                <w:sz w:val="18"/>
+                <w:szCs w:val="18"/>
+                <w:lang w:val="zh-CN"/>
+              </w:rPr>
+              <w:t xml:space="preserve"> </w:t>
             </w:r>
             <w:r>
               <w:rPr>
@@ -223,7 +225,7 @@
                 <w:szCs w:val="18"/>
                 <w:lang w:val="zh-CN"/>
               </w:rPr>
-              <w:t>、王嘉曦</w:t>
+              <w:t>刘武兴</w:t>
             </w:r>
           </w:p>
         </w:tc>
@@ -350,11 +352,6 @@
       </w:r>
     </w:p>
     <w:p>
-      <w:pPr>
-        <w:rPr>
-          <w:rFonts w:hint="eastAsia"/>
-        </w:rPr>
-      </w:pPr>
       <w:r>
         <w:rPr>
           <w:rFonts w:hint="eastAsia"/>
@@ -1116,9 +1113,6 @@
           <w:p>
             <w:pPr>
               <w:jc w:val="center"/>
-              <w:rPr>
-                <w:rFonts w:hint="eastAsia"/>
-              </w:rPr>
             </w:pPr>
             <w:r>
               <w:rPr>

--- a/internal_doc/00.项目管理/01.会议纪要/例会纪要_20140603.docx
+++ b/internal_doc/00.项目管理/01.会议纪要/例会纪要_20140603.docx
@@ -2057,12 +2057,6 @@
               </w:rPr>
               <w:t>。</w:t>
             </w:r>
-            <w:r>
-              <w:rPr>
-                <w:rFonts w:hint="eastAsia"/>
-              </w:rPr>
-              <w:t>看代码、写代码</w:t>
-            </w:r>
           </w:p>
         </w:tc>
       </w:tr>
@@ -3307,28 +3301,76 @@
                 <w:rFonts w:hint="eastAsia"/>
                 <w:color w:val="EEECE1" w:themeColor="background2"/>
               </w:rPr>
+              <w:t>替换</w:t>
+            </w:r>
+            <w:r>
+              <w:rPr>
+                <w:rFonts w:hint="eastAsia"/>
+                <w:color w:val="EEECE1" w:themeColor="background2"/>
+              </w:rPr>
+              <w:t>linenoise</w:t>
+            </w:r>
+            <w:r>
+              <w:rPr>
+                <w:rFonts w:hint="eastAsia"/>
+                <w:color w:val="EEECE1" w:themeColor="background2"/>
+              </w:rPr>
+              <w:t>库</w:t>
+            </w:r>
+          </w:p>
+        </w:tc>
+        <w:tc>
+          <w:tcPr>
+            <w:tcW w:w="819" w:type="dxa"/>
+            <w:gridSpan w:val="2"/>
+          </w:tcPr>
+          <w:p>
+            <w:pPr>
+              <w:rPr>
+                <w:color w:val="EEECE1" w:themeColor="background2"/>
+              </w:rPr>
+            </w:pPr>
+            <w:r>
+              <w:rPr>
+                <w:rFonts w:hint="eastAsia"/>
+                <w:color w:val="EEECE1" w:themeColor="background2"/>
+              </w:rPr>
+              <w:t>谭钊</w:t>
+            </w:r>
+            <w:r>
+              <w:rPr>
+                <w:rFonts w:hint="eastAsia"/>
+                <w:color w:val="EEECE1" w:themeColor="background2"/>
+              </w:rPr>
               <w:lastRenderedPageBreak/>
-              <w:t>替换</w:t>
-            </w:r>
-            <w:r>
-              <w:rPr>
-                <w:rFonts w:hint="eastAsia"/>
+              <w:t>波</w:t>
+            </w:r>
+          </w:p>
+        </w:tc>
+        <w:tc>
+          <w:tcPr>
+            <w:tcW w:w="875" w:type="dxa"/>
+            <w:gridSpan w:val="2"/>
+          </w:tcPr>
+          <w:p>
+            <w:pPr>
+              <w:rPr>
                 <w:color w:val="EEECE1" w:themeColor="background2"/>
               </w:rPr>
-              <w:t>linenoise</w:t>
-            </w:r>
+            </w:pPr>
             <w:r>
               <w:rPr>
                 <w:rFonts w:hint="eastAsia"/>
                 <w:color w:val="EEECE1" w:themeColor="background2"/>
               </w:rPr>
-              <w:t>库</w:t>
-            </w:r>
-          </w:p>
-        </w:tc>
-        <w:tc>
-          <w:tcPr>
-            <w:tcW w:w="819" w:type="dxa"/>
+              <w:lastRenderedPageBreak/>
+              <w:t>5-5</w:t>
+            </w:r>
+          </w:p>
+        </w:tc>
+        <w:tc>
+          <w:tcPr>
+            <w:tcW w:w="864" w:type="dxa"/>
             <w:gridSpan w:val="2"/>
           </w:tcPr>
           <w:p>
@@ -3342,34 +3384,28 @@
                 <w:rFonts w:hint="eastAsia"/>
                 <w:color w:val="EEECE1" w:themeColor="background2"/>
               </w:rPr>
-              <w:t>谭钊波</w:t>
-            </w:r>
-          </w:p>
-        </w:tc>
-        <w:tc>
-          <w:tcPr>
-            <w:tcW w:w="875" w:type="dxa"/>
-            <w:gridSpan w:val="2"/>
-          </w:tcPr>
-          <w:p>
-            <w:pPr>
-              <w:rPr>
+              <w:t>预计</w:t>
+            </w:r>
+            <w:r>
+              <w:rPr>
+                <w:rFonts w:hint="eastAsia"/>
                 <w:color w:val="EEECE1" w:themeColor="background2"/>
               </w:rPr>
-            </w:pPr>
+              <w:lastRenderedPageBreak/>
+              <w:t>5-12</w:t>
+            </w:r>
             <w:r>
               <w:rPr>
                 <w:rFonts w:hint="eastAsia"/>
                 <w:color w:val="EEECE1" w:themeColor="background2"/>
               </w:rPr>
-              <w:t>5-5</w:t>
-            </w:r>
-          </w:p>
-        </w:tc>
-        <w:tc>
-          <w:tcPr>
-            <w:tcW w:w="864" w:type="dxa"/>
-            <w:gridSpan w:val="2"/>
+              <w:t>结束</w:t>
+            </w:r>
+          </w:p>
+        </w:tc>
+        <w:tc>
+          <w:tcPr>
+            <w:tcW w:w="1411" w:type="dxa"/>
           </w:tcPr>
           <w:p>
             <w:pPr>
@@ -3382,39 +3418,7 @@
                 <w:rFonts w:hint="eastAsia"/>
                 <w:color w:val="EEECE1" w:themeColor="background2"/>
               </w:rPr>
-              <w:t>预计</w:t>
-            </w:r>
-            <w:r>
-              <w:rPr>
-                <w:rFonts w:hint="eastAsia"/>
-                <w:color w:val="EEECE1" w:themeColor="background2"/>
-              </w:rPr>
-              <w:t>5-12</w:t>
-            </w:r>
-            <w:r>
-              <w:rPr>
-                <w:rFonts w:hint="eastAsia"/>
-                <w:color w:val="EEECE1" w:themeColor="background2"/>
-              </w:rPr>
-              <w:t>结束</w:t>
-            </w:r>
-          </w:p>
-        </w:tc>
-        <w:tc>
-          <w:tcPr>
-            <w:tcW w:w="1411" w:type="dxa"/>
-          </w:tcPr>
-          <w:p>
-            <w:pPr>
-              <w:rPr>
-                <w:color w:val="EEECE1" w:themeColor="background2"/>
-              </w:rPr>
-            </w:pPr>
-            <w:r>
-              <w:rPr>
-                <w:rFonts w:hint="eastAsia"/>
-                <w:color w:val="EEECE1" w:themeColor="background2"/>
-              </w:rPr>
+              <w:lastRenderedPageBreak/>
               <w:t>完成</w:t>
             </w:r>
           </w:p>
@@ -3436,6 +3440,7 @@
                 <w:rFonts w:hint="eastAsia"/>
                 <w:color w:val="DDD9C3" w:themeColor="background2" w:themeShade="E6"/>
               </w:rPr>
+              <w:lastRenderedPageBreak/>
               <w:t>工具模块，</w:t>
             </w:r>
             <w:r>

--- a/internal_doc/00.项目管理/01.会议纪要/例会纪要_20140603.docx
+++ b/internal_doc/00.项目管理/01.会议纪要/例会纪要_20140603.docx
@@ -97,12 +97,14 @@
             <w:tcW w:w="6571" w:type="dxa"/>
           </w:tcPr>
           <w:p>
+            <w:proofErr w:type="spellStart"/>
             <w:r>
               <w:rPr>
                 <w:rFonts w:hint="eastAsia"/>
               </w:rPr>
               <w:t>SequoiaDB</w:t>
             </w:r>
+            <w:proofErr w:type="spellEnd"/>
             <w:r>
               <w:rPr>
                 <w:rFonts w:hint="eastAsia"/>
@@ -185,7 +187,17 @@
                 <w:szCs w:val="18"/>
                 <w:lang w:val="zh-CN"/>
               </w:rPr>
-              <w:t>丁普生、</w:t>
+              <w:t>丁普升</w:t>
+            </w:r>
+            <w:r>
+              <w:rPr>
+                <w:rFonts w:ascii="宋体" w:eastAsia="宋体" w:cs="宋体" w:hint="eastAsia"/>
+                <w:kern w:val="0"/>
+                <w:sz w:val="18"/>
+                <w:szCs w:val="18"/>
+                <w:lang w:val="zh-CN"/>
+              </w:rPr>
+              <w:t>、</w:t>
             </w:r>
             <w:r>
               <w:rPr>
@@ -269,7 +281,17 @@
                 <w:szCs w:val="18"/>
                 <w:lang w:val="zh-CN"/>
               </w:rPr>
-              <w:t>丁普生、</w:t>
+              <w:t>丁普升</w:t>
+            </w:r>
+            <w:r>
+              <w:rPr>
+                <w:rFonts w:ascii="宋体" w:eastAsia="宋体" w:cs="宋体" w:hint="eastAsia"/>
+                <w:kern w:val="0"/>
+                <w:sz w:val="18"/>
+                <w:szCs w:val="18"/>
+                <w:lang w:val="zh-CN"/>
+              </w:rPr>
+              <w:t>、</w:t>
             </w:r>
             <w:r>
               <w:rPr>
@@ -567,11 +589,19 @@
             <w:tcW w:w="3652" w:type="dxa"/>
           </w:tcPr>
           <w:p>
-            <w:r>
-              <w:rPr>
-                <w:rFonts w:hint="eastAsia"/>
-              </w:rPr>
-              <w:t xml:space="preserve">sdb </w:t>
+            <w:proofErr w:type="spellStart"/>
+            <w:r>
+              <w:rPr>
+                <w:rFonts w:hint="eastAsia"/>
+              </w:rPr>
+              <w:t>sdb</w:t>
+            </w:r>
+            <w:proofErr w:type="spellEnd"/>
+            <w:r>
+              <w:rPr>
+                <w:rFonts w:hint="eastAsia"/>
+              </w:rPr>
+              <w:t xml:space="preserve"> </w:t>
             </w:r>
             <w:r>
               <w:rPr>
@@ -633,12 +663,14 @@
             <w:tcW w:w="3652" w:type="dxa"/>
           </w:tcPr>
           <w:p>
+            <w:proofErr w:type="spellStart"/>
             <w:r>
               <w:rPr>
                 <w:rFonts w:hint="eastAsia"/>
               </w:rPr>
               <w:t>OMAgent</w:t>
             </w:r>
+            <w:proofErr w:type="spellEnd"/>
             <w:r>
               <w:rPr>
                 <w:rFonts w:hint="eastAsia"/>
@@ -911,12 +943,14 @@
               </w:rPr>
               <w:t>驱动</w:t>
             </w:r>
+            <w:proofErr w:type="spellStart"/>
             <w:r>
               <w:rPr>
                 <w:rFonts w:hint="eastAsia"/>
               </w:rPr>
               <w:t>client.c</w:t>
             </w:r>
+            <w:proofErr w:type="spellEnd"/>
             <w:r>
               <w:rPr>
                 <w:rFonts w:hint="eastAsia"/>
@@ -1583,7 +1617,7 @@
               <w:rPr>
                 <w:rFonts w:hint="eastAsia"/>
               </w:rPr>
-              <w:t>丁普生</w:t>
+              <w:t>丁普升</w:t>
             </w:r>
           </w:p>
           <w:p>
@@ -1681,11 +1715,19 @@
               </w:rPr>
               <w:t>和</w:t>
             </w:r>
-            <w:r>
-              <w:rPr>
-                <w:rFonts w:hint="eastAsia"/>
-              </w:rPr>
-              <w:t xml:space="preserve">sequoiadb </w:t>
+            <w:proofErr w:type="spellStart"/>
+            <w:r>
+              <w:rPr>
+                <w:rFonts w:hint="eastAsia"/>
+              </w:rPr>
+              <w:t>sequoiadb</w:t>
+            </w:r>
+            <w:proofErr w:type="spellEnd"/>
+            <w:r>
+              <w:rPr>
+                <w:rFonts w:hint="eastAsia"/>
+              </w:rPr>
+              <w:t xml:space="preserve"> </w:t>
             </w:r>
             <w:r>
               <w:rPr>
@@ -1740,24 +1782,28 @@
             <w:tcW w:w="3652" w:type="dxa"/>
           </w:tcPr>
           <w:p>
+            <w:proofErr w:type="spellStart"/>
             <w:r>
               <w:rPr>
                 <w:rFonts w:hint="eastAsia"/>
               </w:rPr>
               <w:t>ci</w:t>
             </w:r>
+            <w:proofErr w:type="spellEnd"/>
             <w:r>
               <w:rPr>
                 <w:rFonts w:hint="eastAsia"/>
               </w:rPr>
               <w:t>的</w:t>
             </w:r>
+            <w:proofErr w:type="spellStart"/>
             <w:r>
               <w:rPr>
                 <w:rFonts w:hint="eastAsia"/>
               </w:rPr>
               <w:t>ppc</w:t>
             </w:r>
+            <w:proofErr w:type="spellEnd"/>
             <w:r>
               <w:rPr>
                 <w:rFonts w:hint="eastAsia"/>
@@ -2359,12 +2405,14 @@
               </w:rPr>
               <w:t>和</w:t>
             </w:r>
+            <w:proofErr w:type="spellStart"/>
             <w:r>
               <w:rPr>
                 <w:rFonts w:hint="eastAsia"/>
               </w:rPr>
               <w:t>OpenStack</w:t>
             </w:r>
+            <w:proofErr w:type="spellEnd"/>
             <w:r>
               <w:rPr>
                 <w:rFonts w:hint="eastAsia"/>
@@ -2598,40 +2646,44 @@
           <w:p>
             <w:pPr>
               <w:rPr>
-                <w:color w:val="D9D9D9" w:themeColor="background1" w:themeShade="D9"/>
-              </w:rPr>
-            </w:pPr>
-            <w:r>
-              <w:rPr>
-                <w:color w:val="D9D9D9" w:themeColor="background1" w:themeShade="D9"/>
+                <w:color w:val="95DD9F" w:themeColor="background1" w:themeShade="D9"/>
+              </w:rPr>
+            </w:pPr>
+            <w:proofErr w:type="spellStart"/>
+            <w:r>
+              <w:rPr>
+                <w:color w:val="95DD9F" w:themeColor="background1" w:themeShade="D9"/>
               </w:rPr>
               <w:t>S</w:t>
             </w:r>
             <w:r>
               <w:rPr>
                 <w:rFonts w:hint="eastAsia"/>
-                <w:color w:val="D9D9D9" w:themeColor="background1" w:themeShade="D9"/>
+                <w:color w:val="95DD9F" w:themeColor="background1" w:themeShade="D9"/>
               </w:rPr>
               <w:t>sh</w:t>
             </w:r>
-            <w:r>
-              <w:rPr>
-                <w:rFonts w:hint="eastAsia"/>
-                <w:color w:val="D9D9D9" w:themeColor="background1" w:themeShade="D9"/>
+            <w:proofErr w:type="spellEnd"/>
+            <w:r>
+              <w:rPr>
+                <w:rFonts w:hint="eastAsia"/>
+                <w:color w:val="95DD9F" w:themeColor="background1" w:themeShade="D9"/>
               </w:rPr>
               <w:t>、</w:t>
             </w:r>
-            <w:r>
-              <w:rPr>
-                <w:rFonts w:hint="eastAsia"/>
-                <w:color w:val="D9D9D9" w:themeColor="background1" w:themeShade="D9"/>
+            <w:proofErr w:type="spellStart"/>
+            <w:r>
+              <w:rPr>
+                <w:rFonts w:hint="eastAsia"/>
+                <w:color w:val="95DD9F" w:themeColor="background1" w:themeShade="D9"/>
               </w:rPr>
               <w:t>scp</w:t>
             </w:r>
-            <w:r>
-              <w:rPr>
-                <w:rFonts w:hint="eastAsia"/>
-                <w:color w:val="D9D9D9" w:themeColor="background1" w:themeShade="D9"/>
+            <w:proofErr w:type="spellEnd"/>
+            <w:r>
+              <w:rPr>
+                <w:rFonts w:hint="eastAsia"/>
+                <w:color w:val="95DD9F" w:themeColor="background1" w:themeShade="D9"/>
               </w:rPr>
               <w:t>完善这一块的相关文档</w:t>
             </w:r>
@@ -2645,13 +2697,13 @@
           <w:p>
             <w:pPr>
               <w:rPr>
-                <w:color w:val="D9D9D9" w:themeColor="background1" w:themeShade="D9"/>
-              </w:rPr>
-            </w:pPr>
-            <w:r>
-              <w:rPr>
-                <w:rFonts w:hint="eastAsia"/>
-                <w:color w:val="D9D9D9" w:themeColor="background1" w:themeShade="D9"/>
+                <w:color w:val="95DD9F" w:themeColor="background1" w:themeShade="D9"/>
+              </w:rPr>
+            </w:pPr>
+            <w:r>
+              <w:rPr>
+                <w:rFonts w:hint="eastAsia"/>
+                <w:color w:val="95DD9F" w:themeColor="background1" w:themeShade="D9"/>
               </w:rPr>
               <w:t>武赟</w:t>
             </w:r>
@@ -2665,13 +2717,13 @@
           <w:p>
             <w:pPr>
               <w:rPr>
-                <w:color w:val="D9D9D9" w:themeColor="background1" w:themeShade="D9"/>
-              </w:rPr>
-            </w:pPr>
-            <w:r>
-              <w:rPr>
-                <w:rFonts w:hint="eastAsia"/>
-                <w:color w:val="D9D9D9" w:themeColor="background1" w:themeShade="D9"/>
+                <w:color w:val="95DD9F" w:themeColor="background1" w:themeShade="D9"/>
+              </w:rPr>
+            </w:pPr>
+            <w:r>
+              <w:rPr>
+                <w:rFonts w:hint="eastAsia"/>
+                <w:color w:val="95DD9F" w:themeColor="background1" w:themeShade="D9"/>
               </w:rPr>
               <w:t>4-28</w:t>
             </w:r>
@@ -2685,13 +2737,13 @@
           <w:p>
             <w:pPr>
               <w:rPr>
-                <w:color w:val="D9D9D9" w:themeColor="background1" w:themeShade="D9"/>
-              </w:rPr>
-            </w:pPr>
-            <w:r>
-              <w:rPr>
-                <w:rFonts w:hint="eastAsia"/>
-                <w:color w:val="D9D9D9" w:themeColor="background1" w:themeShade="D9"/>
+                <w:color w:val="95DD9F" w:themeColor="background1" w:themeShade="D9"/>
+              </w:rPr>
+            </w:pPr>
+            <w:r>
+              <w:rPr>
+                <w:rFonts w:hint="eastAsia"/>
+                <w:color w:val="95DD9F" w:themeColor="background1" w:themeShade="D9"/>
               </w:rPr>
               <w:t>4-30</w:t>
             </w:r>
@@ -2705,26 +2757,26 @@
           <w:p>
             <w:pPr>
               <w:rPr>
-                <w:color w:val="D9D9D9" w:themeColor="background1" w:themeShade="D9"/>
-              </w:rPr>
-            </w:pPr>
-            <w:r>
-              <w:rPr>
-                <w:color w:val="D9D9D9" w:themeColor="background1" w:themeShade="D9"/>
+                <w:color w:val="95DD9F" w:themeColor="background1" w:themeShade="D9"/>
+              </w:rPr>
+            </w:pPr>
+            <w:r>
+              <w:rPr>
+                <w:color w:val="95DD9F" w:themeColor="background1" w:themeShade="D9"/>
               </w:rPr>
               <w:t>S</w:t>
             </w:r>
             <w:r>
               <w:rPr>
                 <w:rFonts w:hint="eastAsia"/>
-                <w:color w:val="D9D9D9" w:themeColor="background1" w:themeShade="D9"/>
+                <w:color w:val="95DD9F" w:themeColor="background1" w:themeShade="D9"/>
               </w:rPr>
               <w:t>tory</w:t>
             </w:r>
             <w:r>
               <w:rPr>
                 <w:rFonts w:hint="eastAsia"/>
-                <w:color w:val="D9D9D9" w:themeColor="background1" w:themeShade="D9"/>
+                <w:color w:val="95DD9F" w:themeColor="background1" w:themeShade="D9"/>
               </w:rPr>
               <w:t>文档完成</w:t>
             </w:r>
@@ -2739,13 +2791,13 @@
           <w:p>
             <w:pPr>
               <w:rPr>
-                <w:color w:val="D9D9D9" w:themeColor="background1" w:themeShade="D9"/>
-              </w:rPr>
-            </w:pPr>
-            <w:r>
-              <w:rPr>
-                <w:rFonts w:hint="eastAsia"/>
-                <w:color w:val="D9D9D9" w:themeColor="background1" w:themeShade="D9"/>
+                <w:color w:val="95DD9F" w:themeColor="background1" w:themeShade="D9"/>
+              </w:rPr>
+            </w:pPr>
+            <w:r>
+              <w:rPr>
+                <w:rFonts w:hint="eastAsia"/>
+                <w:color w:val="95DD9F" w:themeColor="background1" w:themeShade="D9"/>
               </w:rPr>
               <w:t>演示页面开发</w:t>
             </w:r>
@@ -2759,13 +2811,13 @@
           <w:p>
             <w:pPr>
               <w:rPr>
-                <w:color w:val="D9D9D9" w:themeColor="background1" w:themeShade="D9"/>
-              </w:rPr>
-            </w:pPr>
-            <w:r>
-              <w:rPr>
-                <w:rFonts w:hint="eastAsia"/>
-                <w:color w:val="D9D9D9" w:themeColor="background1" w:themeShade="D9"/>
+                <w:color w:val="95DD9F" w:themeColor="background1" w:themeShade="D9"/>
+              </w:rPr>
+            </w:pPr>
+            <w:r>
+              <w:rPr>
+                <w:rFonts w:hint="eastAsia"/>
+                <w:color w:val="95DD9F" w:themeColor="background1" w:themeShade="D9"/>
               </w:rPr>
               <w:t>何嘉文</w:t>
             </w:r>
@@ -2779,13 +2831,13 @@
           <w:p>
             <w:pPr>
               <w:rPr>
-                <w:color w:val="D9D9D9" w:themeColor="background1" w:themeShade="D9"/>
-              </w:rPr>
-            </w:pPr>
-            <w:r>
-              <w:rPr>
-                <w:rFonts w:hint="eastAsia"/>
-                <w:color w:val="D9D9D9" w:themeColor="background1" w:themeShade="D9"/>
+                <w:color w:val="95DD9F" w:themeColor="background1" w:themeShade="D9"/>
+              </w:rPr>
+            </w:pPr>
+            <w:r>
+              <w:rPr>
+                <w:rFonts w:hint="eastAsia"/>
+                <w:color w:val="95DD9F" w:themeColor="background1" w:themeShade="D9"/>
               </w:rPr>
               <w:t>4-28</w:t>
             </w:r>
@@ -2799,13 +2851,13 @@
           <w:p>
             <w:pPr>
               <w:rPr>
-                <w:color w:val="D9D9D9" w:themeColor="background1" w:themeShade="D9"/>
-              </w:rPr>
-            </w:pPr>
-            <w:r>
-              <w:rPr>
-                <w:rFonts w:hint="eastAsia"/>
-                <w:color w:val="D9D9D9" w:themeColor="background1" w:themeShade="D9"/>
+                <w:color w:val="95DD9F" w:themeColor="background1" w:themeShade="D9"/>
+              </w:rPr>
+            </w:pPr>
+            <w:r>
+              <w:rPr>
+                <w:rFonts w:hint="eastAsia"/>
+                <w:color w:val="95DD9F" w:themeColor="background1" w:themeShade="D9"/>
               </w:rPr>
               <w:t>4-30</w:t>
             </w:r>
@@ -2819,13 +2871,13 @@
           <w:p>
             <w:pPr>
               <w:rPr>
-                <w:color w:val="D9D9D9" w:themeColor="background1" w:themeShade="D9"/>
-              </w:rPr>
-            </w:pPr>
-            <w:r>
-              <w:rPr>
-                <w:rFonts w:hint="eastAsia"/>
-                <w:color w:val="D9D9D9" w:themeColor="background1" w:themeShade="D9"/>
+                <w:color w:val="95DD9F" w:themeColor="background1" w:themeShade="D9"/>
+              </w:rPr>
+            </w:pPr>
+            <w:r>
+              <w:rPr>
+                <w:rFonts w:hint="eastAsia"/>
+                <w:color w:val="95DD9F" w:themeColor="background1" w:themeShade="D9"/>
               </w:rPr>
               <w:t>完成</w:t>
             </w:r>
@@ -3043,36 +3095,70 @@
           <w:p>
             <w:pPr>
               <w:rPr>
-                <w:color w:val="D9D9D9" w:themeColor="background1" w:themeShade="D9"/>
-              </w:rPr>
-            </w:pPr>
-            <w:r>
-              <w:rPr>
-                <w:rFonts w:hint="eastAsia"/>
-                <w:color w:val="D9D9D9" w:themeColor="background1" w:themeShade="D9"/>
+                <w:color w:val="95DD9F" w:themeColor="background1" w:themeShade="D9"/>
+              </w:rPr>
+            </w:pPr>
+            <w:r>
+              <w:rPr>
+                <w:rFonts w:hint="eastAsia"/>
+                <w:color w:val="95DD9F" w:themeColor="background1" w:themeShade="D9"/>
               </w:rPr>
               <w:t>去</w:t>
             </w:r>
-            <w:r>
-              <w:rPr>
-                <w:rFonts w:hint="eastAsia"/>
-                <w:color w:val="D9D9D9" w:themeColor="background1" w:themeShade="D9"/>
+            <w:proofErr w:type="spellStart"/>
+            <w:r>
+              <w:rPr>
+                <w:rFonts w:hint="eastAsia"/>
+                <w:color w:val="95DD9F" w:themeColor="background1" w:themeShade="D9"/>
               </w:rPr>
               <w:t>mongodb</w:t>
             </w:r>
-            <w:r>
-              <w:rPr>
-                <w:rFonts w:hint="eastAsia"/>
-                <w:color w:val="D9D9D9" w:themeColor="background1" w:themeShade="D9"/>
+            <w:proofErr w:type="spellEnd"/>
+            <w:r>
+              <w:rPr>
+                <w:rFonts w:hint="eastAsia"/>
+                <w:color w:val="95DD9F" w:themeColor="background1" w:themeShade="D9"/>
               </w:rPr>
               <w:t>代码</w:t>
             </w:r>
             <w:r>
               <w:rPr>
                 <w:rFonts w:hint="eastAsia"/>
-                <w:color w:val="D9D9D9" w:themeColor="background1" w:themeShade="D9"/>
-              </w:rPr>
-              <w:t>(ixmkeygen/mth)</w:t>
+                <w:color w:val="95DD9F" w:themeColor="background1" w:themeShade="D9"/>
+              </w:rPr>
+              <w:t>(</w:t>
+            </w:r>
+            <w:proofErr w:type="spellStart"/>
+            <w:r>
+              <w:rPr>
+                <w:rFonts w:hint="eastAsia"/>
+                <w:color w:val="95DD9F" w:themeColor="background1" w:themeShade="D9"/>
+              </w:rPr>
+              <w:t>ixmkeygen</w:t>
+            </w:r>
+            <w:proofErr w:type="spellEnd"/>
+            <w:r>
+              <w:rPr>
+                <w:rFonts w:hint="eastAsia"/>
+                <w:color w:val="95DD9F" w:themeColor="background1" w:themeShade="D9"/>
+              </w:rPr>
+              <w:t>/</w:t>
+            </w:r>
+            <w:proofErr w:type="spellStart"/>
+            <w:r>
+              <w:rPr>
+                <w:rFonts w:hint="eastAsia"/>
+                <w:color w:val="95DD9F" w:themeColor="background1" w:themeShade="D9"/>
+              </w:rPr>
+              <w:t>mth</w:t>
+            </w:r>
+            <w:proofErr w:type="spellEnd"/>
+            <w:r>
+              <w:rPr>
+                <w:rFonts w:hint="eastAsia"/>
+                <w:color w:val="95DD9F" w:themeColor="background1" w:themeShade="D9"/>
+              </w:rPr>
+              <w:t>)</w:t>
             </w:r>
           </w:p>
         </w:tc>
@@ -3084,13 +3170,13 @@
           <w:p>
             <w:pPr>
               <w:rPr>
-                <w:color w:val="D9D9D9" w:themeColor="background1" w:themeShade="D9"/>
-              </w:rPr>
-            </w:pPr>
-            <w:r>
-              <w:rPr>
-                <w:rFonts w:hint="eastAsia"/>
-                <w:color w:val="D9D9D9" w:themeColor="background1" w:themeShade="D9"/>
+                <w:color w:val="95DD9F" w:themeColor="background1" w:themeShade="D9"/>
+              </w:rPr>
+            </w:pPr>
+            <w:r>
+              <w:rPr>
+                <w:rFonts w:hint="eastAsia"/>
+                <w:color w:val="95DD9F" w:themeColor="background1" w:themeShade="D9"/>
               </w:rPr>
               <w:t>武赟</w:t>
             </w:r>
@@ -3104,13 +3190,13 @@
           <w:p>
             <w:pPr>
               <w:rPr>
-                <w:color w:val="D9D9D9" w:themeColor="background1" w:themeShade="D9"/>
-              </w:rPr>
-            </w:pPr>
-            <w:r>
-              <w:rPr>
-                <w:rFonts w:hint="eastAsia"/>
-                <w:color w:val="D9D9D9" w:themeColor="background1" w:themeShade="D9"/>
+                <w:color w:val="95DD9F" w:themeColor="background1" w:themeShade="D9"/>
+              </w:rPr>
+            </w:pPr>
+            <w:r>
+              <w:rPr>
+                <w:rFonts w:hint="eastAsia"/>
+                <w:color w:val="95DD9F" w:themeColor="background1" w:themeShade="D9"/>
               </w:rPr>
               <w:t>5-5</w:t>
             </w:r>
@@ -3124,7 +3210,7 @@
           <w:p>
             <w:pPr>
               <w:rPr>
-                <w:color w:val="D9D9D9" w:themeColor="background1" w:themeShade="D9"/>
+                <w:color w:val="95DD9F" w:themeColor="background1" w:themeShade="D9"/>
               </w:rPr>
             </w:pPr>
           </w:p>
@@ -3136,13 +3222,13 @@
           <w:p>
             <w:pPr>
               <w:rPr>
-                <w:color w:val="D9D9D9" w:themeColor="background1" w:themeShade="D9"/>
-              </w:rPr>
-            </w:pPr>
-            <w:r>
-              <w:rPr>
-                <w:rFonts w:hint="eastAsia"/>
-                <w:color w:val="D9D9D9" w:themeColor="background1" w:themeShade="D9"/>
+                <w:color w:val="95DD9F" w:themeColor="background1" w:themeShade="D9"/>
+              </w:rPr>
+            </w:pPr>
+            <w:r>
+              <w:rPr>
+                <w:rFonts w:hint="eastAsia"/>
+                <w:color w:val="95DD9F" w:themeColor="background1" w:themeShade="D9"/>
               </w:rPr>
               <w:t>晓均测试</w:t>
             </w:r>
@@ -3158,26 +3244,26 @@
           <w:p>
             <w:pPr>
               <w:rPr>
-                <w:color w:val="D9D9D9" w:themeColor="background1" w:themeShade="D9"/>
-              </w:rPr>
-            </w:pPr>
-            <w:r>
-              <w:rPr>
-                <w:color w:val="D9D9D9" w:themeColor="background1" w:themeShade="D9"/>
+                <w:color w:val="95DD9F" w:themeColor="background1" w:themeShade="D9"/>
+              </w:rPr>
+            </w:pPr>
+            <w:r>
+              <w:rPr>
+                <w:color w:val="95DD9F" w:themeColor="background1" w:themeShade="D9"/>
               </w:rPr>
               <w:t>W</w:t>
             </w:r>
             <w:r>
               <w:rPr>
                 <w:rFonts w:hint="eastAsia"/>
-                <w:color w:val="D9D9D9" w:themeColor="background1" w:themeShade="D9"/>
+                <w:color w:val="95DD9F" w:themeColor="background1" w:themeShade="D9"/>
               </w:rPr>
               <w:t>in</w:t>
             </w:r>
             <w:r>
               <w:rPr>
                 <w:rFonts w:hint="eastAsia"/>
-                <w:color w:val="D9D9D9" w:themeColor="background1" w:themeShade="D9"/>
+                <w:color w:val="95DD9F" w:themeColor="background1" w:themeShade="D9"/>
               </w:rPr>
               <w:t>下的驱动静态库编译</w:t>
             </w:r>
@@ -3191,13 +3277,13 @@
           <w:p>
             <w:pPr>
               <w:rPr>
-                <w:color w:val="D9D9D9" w:themeColor="background1" w:themeShade="D9"/>
-              </w:rPr>
-            </w:pPr>
-            <w:r>
-              <w:rPr>
-                <w:rFonts w:hint="eastAsia"/>
-                <w:color w:val="D9D9D9" w:themeColor="background1" w:themeShade="D9"/>
+                <w:color w:val="95DD9F" w:themeColor="background1" w:themeShade="D9"/>
+              </w:rPr>
+            </w:pPr>
+            <w:r>
+              <w:rPr>
+                <w:rFonts w:hint="eastAsia"/>
+                <w:color w:val="95DD9F" w:themeColor="background1" w:themeShade="D9"/>
               </w:rPr>
               <w:t>谭钊波</w:t>
             </w:r>
@@ -3211,13 +3297,13 @@
           <w:p>
             <w:pPr>
               <w:rPr>
-                <w:color w:val="D9D9D9" w:themeColor="background1" w:themeShade="D9"/>
-              </w:rPr>
-            </w:pPr>
-            <w:r>
-              <w:rPr>
-                <w:rFonts w:hint="eastAsia"/>
-                <w:color w:val="D9D9D9" w:themeColor="background1" w:themeShade="D9"/>
+                <w:color w:val="95DD9F" w:themeColor="background1" w:themeShade="D9"/>
+              </w:rPr>
+            </w:pPr>
+            <w:r>
+              <w:rPr>
+                <w:rFonts w:hint="eastAsia"/>
+                <w:color w:val="95DD9F" w:themeColor="background1" w:themeShade="D9"/>
               </w:rPr>
               <w:t>5-5</w:t>
             </w:r>
@@ -3231,13 +3317,13 @@
           <w:p>
             <w:pPr>
               <w:rPr>
-                <w:color w:val="D9D9D9" w:themeColor="background1" w:themeShade="D9"/>
-              </w:rPr>
-            </w:pPr>
-            <w:r>
-              <w:rPr>
-                <w:rFonts w:hint="eastAsia"/>
-                <w:color w:val="D9D9D9" w:themeColor="background1" w:themeShade="D9"/>
+                <w:color w:val="95DD9F" w:themeColor="background1" w:themeShade="D9"/>
+              </w:rPr>
+            </w:pPr>
+            <w:r>
+              <w:rPr>
+                <w:rFonts w:hint="eastAsia"/>
+                <w:color w:val="95DD9F" w:themeColor="background1" w:themeShade="D9"/>
               </w:rPr>
               <w:t>5-26</w:t>
             </w:r>
@@ -3250,34 +3336,34 @@
           <w:p>
             <w:pPr>
               <w:rPr>
-                <w:color w:val="D9D9D9" w:themeColor="background1" w:themeShade="D9"/>
-              </w:rPr>
-            </w:pPr>
-            <w:r>
-              <w:rPr>
-                <w:rFonts w:hint="eastAsia"/>
-                <w:color w:val="D9D9D9" w:themeColor="background1" w:themeShade="D9"/>
+                <w:color w:val="95DD9F" w:themeColor="background1" w:themeShade="D9"/>
+              </w:rPr>
+            </w:pPr>
+            <w:r>
+              <w:rPr>
+                <w:rFonts w:hint="eastAsia"/>
+                <w:color w:val="95DD9F" w:themeColor="background1" w:themeShade="D9"/>
               </w:rPr>
               <w:t>存在问题</w:t>
             </w:r>
             <w:r>
               <w:rPr>
                 <w:rFonts w:hint="eastAsia"/>
-                <w:color w:val="D9D9D9" w:themeColor="background1" w:themeShade="D9"/>
+                <w:color w:val="95DD9F" w:themeColor="background1" w:themeShade="D9"/>
               </w:rPr>
               <w:t>,</w:t>
             </w:r>
             <w:r>
               <w:rPr>
                 <w:rFonts w:hint="eastAsia"/>
-                <w:color w:val="D9D9D9" w:themeColor="background1" w:themeShade="D9"/>
+                <w:color w:val="95DD9F" w:themeColor="background1" w:themeShade="D9"/>
               </w:rPr>
               <w:t>不编译</w:t>
             </w:r>
             <w:r>
               <w:rPr>
                 <w:rFonts w:hint="eastAsia"/>
-                <w:color w:val="D9D9D9" w:themeColor="background1" w:themeShade="D9"/>
+                <w:color w:val="95DD9F" w:themeColor="background1" w:themeShade="D9"/>
               </w:rPr>
               <w:t>C++</w:t>
             </w:r>
@@ -3303,6 +3389,7 @@
               </w:rPr>
               <w:t>替换</w:t>
             </w:r>
+            <w:proofErr w:type="spellStart"/>
             <w:r>
               <w:rPr>
                 <w:rFonts w:hint="eastAsia"/>
@@ -3310,6 +3397,7 @@
               </w:rPr>
               <w:t>linenoise</w:t>
             </w:r>
+            <w:proofErr w:type="spellEnd"/>
             <w:r>
               <w:rPr>
                 <w:rFonts w:hint="eastAsia"/>
@@ -3448,8 +3536,17 @@
                 <w:rFonts w:hint="eastAsia"/>
                 <w:color w:val="DDD9C3" w:themeColor="background2" w:themeShade="E6"/>
               </w:rPr>
-              <w:t xml:space="preserve"> pmd</w:t>
-            </w:r>
+              <w:t xml:space="preserve"> </w:t>
+            </w:r>
+            <w:proofErr w:type="spellStart"/>
+            <w:r>
+              <w:rPr>
+                <w:rFonts w:hint="eastAsia"/>
+                <w:color w:val="DDD9C3" w:themeColor="background2" w:themeShade="E6"/>
+              </w:rPr>
+              <w:t>pmd</w:t>
+            </w:r>
+            <w:proofErr w:type="spellEnd"/>
             <w:r>
               <w:rPr>
                 <w:rFonts w:hint="eastAsia"/>
@@ -3674,6 +3771,7 @@
                 <w:color w:val="DDD9C3" w:themeColor="background2" w:themeShade="E6"/>
               </w:rPr>
             </w:pPr>
+            <w:proofErr w:type="spellStart"/>
             <w:r>
               <w:rPr>
                 <w:color w:val="DDD9C3" w:themeColor="background2" w:themeShade="E6"/>
@@ -3687,6 +3785,7 @@
               </w:rPr>
               <w:t>db</w:t>
             </w:r>
+            <w:proofErr w:type="spellEnd"/>
             <w:r>
               <w:rPr>
                 <w:rFonts w:hint="eastAsia"/>
@@ -3699,8 +3798,17 @@
                 <w:rFonts w:hint="eastAsia"/>
                 <w:color w:val="DDD9C3" w:themeColor="background2" w:themeShade="E6"/>
               </w:rPr>
-              <w:t>(csv</w:t>
-            </w:r>
+              <w:t>(</w:t>
+            </w:r>
+            <w:proofErr w:type="spellStart"/>
+            <w:r>
+              <w:rPr>
+                <w:rFonts w:hint="eastAsia"/>
+                <w:color w:val="DDD9C3" w:themeColor="background2" w:themeShade="E6"/>
+              </w:rPr>
+              <w:t>csv</w:t>
+            </w:r>
+            <w:proofErr w:type="spellEnd"/>
             <w:r>
               <w:rPr>
                 <w:rFonts w:hint="eastAsia"/>
@@ -3819,19 +3927,27 @@
           <w:p>
             <w:pPr>
               <w:rPr>
-                <w:color w:val="D9D9D9" w:themeColor="background1" w:themeShade="D9"/>
-              </w:rPr>
-            </w:pPr>
-            <w:r>
-              <w:rPr>
-                <w:color w:val="D9D9D9" w:themeColor="background1" w:themeShade="D9"/>
-              </w:rPr>
-              <w:t>dps dump</w:t>
-            </w:r>
-            <w:r>
-              <w:rPr>
-                <w:rFonts w:hint="eastAsia"/>
-                <w:color w:val="D9D9D9" w:themeColor="background1" w:themeShade="D9"/>
+                <w:color w:val="95DD9F" w:themeColor="background1" w:themeShade="D9"/>
+              </w:rPr>
+            </w:pPr>
+            <w:proofErr w:type="spellStart"/>
+            <w:r>
+              <w:rPr>
+                <w:color w:val="95DD9F" w:themeColor="background1" w:themeShade="D9"/>
+              </w:rPr>
+              <w:t>dps</w:t>
+            </w:r>
+            <w:proofErr w:type="spellEnd"/>
+            <w:r>
+              <w:rPr>
+                <w:color w:val="95DD9F" w:themeColor="background1" w:themeShade="D9"/>
+              </w:rPr>
+              <w:t xml:space="preserve"> dump</w:t>
+            </w:r>
+            <w:r>
+              <w:rPr>
+                <w:rFonts w:hint="eastAsia"/>
+                <w:color w:val="95DD9F" w:themeColor="background1" w:themeShade="D9"/>
               </w:rPr>
               <w:t>工具代码调整，单元测试。</w:t>
             </w:r>
@@ -3839,20 +3955,20 @@
           <w:p>
             <w:pPr>
               <w:rPr>
-                <w:color w:val="D9D9D9" w:themeColor="background1" w:themeShade="D9"/>
-              </w:rPr>
-            </w:pPr>
-            <w:r>
-              <w:rPr>
-                <w:rFonts w:hint="eastAsia"/>
-                <w:color w:val="D9D9D9" w:themeColor="background1" w:themeShade="D9"/>
+                <w:color w:val="95DD9F" w:themeColor="background1" w:themeShade="D9"/>
+              </w:rPr>
+            </w:pPr>
+            <w:r>
+              <w:rPr>
+                <w:rFonts w:hint="eastAsia"/>
+                <w:color w:val="95DD9F" w:themeColor="background1" w:themeShade="D9"/>
               </w:rPr>
               <w:t>--</w:t>
             </w:r>
             <w:r>
               <w:rPr>
                 <w:rFonts w:hint="eastAsia"/>
-                <w:color w:val="D9D9D9" w:themeColor="background1" w:themeShade="D9"/>
+                <w:color w:val="95DD9F" w:themeColor="background1" w:themeShade="D9"/>
               </w:rPr>
               <w:t>过滤器调整为链式</w:t>
             </w:r>
@@ -3860,20 +3976,20 @@
           <w:p>
             <w:pPr>
               <w:rPr>
-                <w:color w:val="D9D9D9" w:themeColor="background1" w:themeShade="D9"/>
-              </w:rPr>
-            </w:pPr>
-            <w:r>
-              <w:rPr>
-                <w:rFonts w:hint="eastAsia"/>
-                <w:color w:val="D9D9D9" w:themeColor="background1" w:themeShade="D9"/>
+                <w:color w:val="95DD9F" w:themeColor="background1" w:themeShade="D9"/>
+              </w:rPr>
+            </w:pPr>
+            <w:r>
+              <w:rPr>
+                <w:rFonts w:hint="eastAsia"/>
+                <w:color w:val="95DD9F" w:themeColor="background1" w:themeShade="D9"/>
               </w:rPr>
               <w:t>--</w:t>
             </w:r>
             <w:r>
               <w:rPr>
                 <w:rFonts w:hint="eastAsia"/>
-                <w:color w:val="D9D9D9" w:themeColor="background1" w:themeShade="D9"/>
+                <w:color w:val="95DD9F" w:themeColor="background1" w:themeShade="D9"/>
               </w:rPr>
               <w:t>统一参数加载方式</w:t>
             </w:r>
@@ -3887,13 +4003,13 @@
           <w:p>
             <w:pPr>
               <w:rPr>
-                <w:color w:val="D9D9D9" w:themeColor="background1" w:themeShade="D9"/>
-              </w:rPr>
-            </w:pPr>
-            <w:r>
-              <w:rPr>
-                <w:rFonts w:hint="eastAsia"/>
-                <w:color w:val="D9D9D9" w:themeColor="background1" w:themeShade="D9"/>
+                <w:color w:val="95DD9F" w:themeColor="background1" w:themeShade="D9"/>
+              </w:rPr>
+            </w:pPr>
+            <w:r>
+              <w:rPr>
+                <w:rFonts w:hint="eastAsia"/>
+                <w:color w:val="95DD9F" w:themeColor="background1" w:themeShade="D9"/>
               </w:rPr>
               <w:t>刘圳</w:t>
             </w:r>
@@ -3907,13 +4023,13 @@
           <w:p>
             <w:pPr>
               <w:rPr>
-                <w:color w:val="D9D9D9" w:themeColor="background1" w:themeShade="D9"/>
-              </w:rPr>
-            </w:pPr>
-            <w:r>
-              <w:rPr>
-                <w:rFonts w:hint="eastAsia"/>
-                <w:color w:val="D9D9D9" w:themeColor="background1" w:themeShade="D9"/>
+                <w:color w:val="95DD9F" w:themeColor="background1" w:themeShade="D9"/>
+              </w:rPr>
+            </w:pPr>
+            <w:r>
+              <w:rPr>
+                <w:rFonts w:hint="eastAsia"/>
+                <w:color w:val="95DD9F" w:themeColor="background1" w:themeShade="D9"/>
               </w:rPr>
               <w:t>4-28</w:t>
             </w:r>
@@ -3927,7 +4043,7 @@
           <w:p>
             <w:pPr>
               <w:rPr>
-                <w:color w:val="D9D9D9" w:themeColor="background1" w:themeShade="D9"/>
+                <w:color w:val="95DD9F" w:themeColor="background1" w:themeShade="D9"/>
               </w:rPr>
             </w:pPr>
           </w:p>
@@ -3940,13 +4056,13 @@
           <w:p>
             <w:pPr>
               <w:rPr>
-                <w:color w:val="D9D9D9" w:themeColor="background1" w:themeShade="D9"/>
-              </w:rPr>
-            </w:pPr>
-            <w:r>
-              <w:rPr>
-                <w:rFonts w:hint="eastAsia"/>
-                <w:color w:val="D9D9D9" w:themeColor="background1" w:themeShade="D9"/>
+                <w:color w:val="95DD9F" w:themeColor="background1" w:themeShade="D9"/>
+              </w:rPr>
+            </w:pPr>
+            <w:r>
+              <w:rPr>
+                <w:rFonts w:hint="eastAsia"/>
+                <w:color w:val="95DD9F" w:themeColor="background1" w:themeShade="D9"/>
               </w:rPr>
               <w:t>完成</w:t>
             </w:r>
@@ -4055,26 +4171,28 @@
           <w:p>
             <w:pPr>
               <w:rPr>
-                <w:color w:val="D9D9D9" w:themeColor="background1" w:themeShade="D9"/>
-              </w:rPr>
-            </w:pPr>
-            <w:r>
-              <w:rPr>
-                <w:color w:val="D9D9D9" w:themeColor="background1" w:themeShade="D9"/>
+                <w:color w:val="95DD9F" w:themeColor="background1" w:themeShade="D9"/>
+              </w:rPr>
+            </w:pPr>
+            <w:proofErr w:type="spellStart"/>
+            <w:r>
+              <w:rPr>
+                <w:color w:val="95DD9F" w:themeColor="background1" w:themeShade="D9"/>
               </w:rPr>
               <w:t>I</w:t>
             </w:r>
             <w:r>
               <w:rPr>
                 <w:rFonts w:hint="eastAsia"/>
-                <w:color w:val="D9D9D9" w:themeColor="background1" w:themeShade="D9"/>
+                <w:color w:val="95DD9F" w:themeColor="background1" w:themeShade="D9"/>
               </w:rPr>
               <w:t>xmkeygen</w:t>
             </w:r>
-            <w:r>
-              <w:rPr>
-                <w:rFonts w:hint="eastAsia"/>
-                <w:color w:val="D9D9D9" w:themeColor="background1" w:themeShade="D9"/>
+            <w:proofErr w:type="spellEnd"/>
+            <w:r>
+              <w:rPr>
+                <w:rFonts w:hint="eastAsia"/>
+                <w:color w:val="95DD9F" w:themeColor="background1" w:themeShade="D9"/>
               </w:rPr>
               <w:t>测试</w:t>
             </w:r>
@@ -4088,13 +4206,13 @@
           <w:p>
             <w:pPr>
               <w:rPr>
-                <w:color w:val="D9D9D9" w:themeColor="background1" w:themeShade="D9"/>
-              </w:rPr>
-            </w:pPr>
-            <w:r>
-              <w:rPr>
-                <w:rFonts w:hint="eastAsia"/>
-                <w:color w:val="D9D9D9" w:themeColor="background1" w:themeShade="D9"/>
+                <w:color w:val="95DD9F" w:themeColor="background1" w:themeShade="D9"/>
+              </w:rPr>
+            </w:pPr>
+            <w:r>
+              <w:rPr>
+                <w:rFonts w:hint="eastAsia"/>
+                <w:color w:val="95DD9F" w:themeColor="background1" w:themeShade="D9"/>
               </w:rPr>
               <w:t>胡晓均</w:t>
             </w:r>
@@ -4108,13 +4226,13 @@
           <w:p>
             <w:pPr>
               <w:rPr>
-                <w:color w:val="D9D9D9" w:themeColor="background1" w:themeShade="D9"/>
-              </w:rPr>
-            </w:pPr>
-            <w:r>
-              <w:rPr>
-                <w:rFonts w:hint="eastAsia"/>
-                <w:color w:val="D9D9D9" w:themeColor="background1" w:themeShade="D9"/>
+                <w:color w:val="95DD9F" w:themeColor="background1" w:themeShade="D9"/>
+              </w:rPr>
+            </w:pPr>
+            <w:r>
+              <w:rPr>
+                <w:rFonts w:hint="eastAsia"/>
+                <w:color w:val="95DD9F" w:themeColor="background1" w:themeShade="D9"/>
               </w:rPr>
               <w:t>5-12</w:t>
             </w:r>
@@ -4128,7 +4246,7 @@
           <w:p>
             <w:pPr>
               <w:rPr>
-                <w:color w:val="D9D9D9" w:themeColor="background1" w:themeShade="D9"/>
+                <w:color w:val="95DD9F" w:themeColor="background1" w:themeShade="D9"/>
               </w:rPr>
             </w:pPr>
           </w:p>
@@ -4140,13 +4258,13 @@
           <w:p>
             <w:pPr>
               <w:rPr>
-                <w:color w:val="D9D9D9" w:themeColor="background1" w:themeShade="D9"/>
-              </w:rPr>
-            </w:pPr>
-            <w:r>
-              <w:rPr>
-                <w:rFonts w:hint="eastAsia"/>
-                <w:color w:val="D9D9D9" w:themeColor="background1" w:themeShade="D9"/>
+                <w:color w:val="95DD9F" w:themeColor="background1" w:themeShade="D9"/>
+              </w:rPr>
+            </w:pPr>
+            <w:r>
+              <w:rPr>
+                <w:rFonts w:hint="eastAsia"/>
+                <w:color w:val="95DD9F" w:themeColor="background1" w:themeShade="D9"/>
               </w:rPr>
               <w:t>完成</w:t>
             </w:r>
@@ -4162,19 +4280,19 @@
           <w:p>
             <w:pPr>
               <w:rPr>
-                <w:color w:val="D9D9D9" w:themeColor="background1" w:themeShade="D9"/>
-              </w:rPr>
-            </w:pPr>
-            <w:r>
-              <w:rPr>
-                <w:color w:val="D9D9D9" w:themeColor="background1" w:themeShade="D9"/>
+                <w:color w:val="95DD9F" w:themeColor="background1" w:themeShade="D9"/>
+              </w:rPr>
+            </w:pPr>
+            <w:r>
+              <w:rPr>
+                <w:color w:val="95DD9F" w:themeColor="background1" w:themeShade="D9"/>
               </w:rPr>
               <w:t>I</w:t>
             </w:r>
             <w:r>
               <w:rPr>
                 <w:rFonts w:hint="eastAsia"/>
-                <w:color w:val="D9D9D9" w:themeColor="background1" w:themeShade="D9"/>
+                <w:color w:val="95DD9F" w:themeColor="background1" w:themeShade="D9"/>
               </w:rPr>
               <w:t>nspect</w:t>
             </w:r>
@@ -4188,13 +4306,13 @@
           <w:p>
             <w:pPr>
               <w:rPr>
-                <w:color w:val="D9D9D9" w:themeColor="background1" w:themeShade="D9"/>
-              </w:rPr>
-            </w:pPr>
-            <w:r>
-              <w:rPr>
-                <w:rFonts w:hint="eastAsia"/>
-                <w:color w:val="D9D9D9" w:themeColor="background1" w:themeShade="D9"/>
+                <w:color w:val="95DD9F" w:themeColor="background1" w:themeShade="D9"/>
+              </w:rPr>
+            </w:pPr>
+            <w:r>
+              <w:rPr>
+                <w:rFonts w:hint="eastAsia"/>
+                <w:color w:val="95DD9F" w:themeColor="background1" w:themeShade="D9"/>
               </w:rPr>
               <w:t>刘圳</w:t>
             </w:r>
@@ -4208,13 +4326,13 @@
           <w:p>
             <w:pPr>
               <w:rPr>
-                <w:color w:val="D9D9D9" w:themeColor="background1" w:themeShade="D9"/>
-              </w:rPr>
-            </w:pPr>
-            <w:r>
-              <w:rPr>
-                <w:rFonts w:hint="eastAsia"/>
-                <w:color w:val="D9D9D9" w:themeColor="background1" w:themeShade="D9"/>
+                <w:color w:val="95DD9F" w:themeColor="background1" w:themeShade="D9"/>
+              </w:rPr>
+            </w:pPr>
+            <w:r>
+              <w:rPr>
+                <w:rFonts w:hint="eastAsia"/>
+                <w:color w:val="95DD9F" w:themeColor="background1" w:themeShade="D9"/>
               </w:rPr>
               <w:t>5-14</w:t>
             </w:r>
@@ -4228,7 +4346,7 @@
           <w:p>
             <w:pPr>
               <w:rPr>
-                <w:color w:val="D9D9D9" w:themeColor="background1" w:themeShade="D9"/>
+                <w:color w:val="95DD9F" w:themeColor="background1" w:themeShade="D9"/>
               </w:rPr>
             </w:pPr>
           </w:p>
@@ -4240,13 +4358,13 @@
           <w:p>
             <w:pPr>
               <w:rPr>
-                <w:color w:val="D9D9D9" w:themeColor="background1" w:themeShade="D9"/>
-              </w:rPr>
-            </w:pPr>
-            <w:r>
-              <w:rPr>
-                <w:rFonts w:hint="eastAsia"/>
-                <w:color w:val="D9D9D9" w:themeColor="background1" w:themeShade="D9"/>
+                <w:color w:val="95DD9F" w:themeColor="background1" w:themeShade="D9"/>
+              </w:rPr>
+            </w:pPr>
+            <w:r>
+              <w:rPr>
+                <w:rFonts w:hint="eastAsia"/>
+                <w:color w:val="95DD9F" w:themeColor="background1" w:themeShade="D9"/>
               </w:rPr>
               <w:t>完成</w:t>
             </w:r>
@@ -4261,20 +4379,22 @@
           <w:p>
             <w:pPr>
               <w:rPr>
-                <w:color w:val="D9D9D9" w:themeColor="background1" w:themeShade="D9"/>
-              </w:rPr>
-            </w:pPr>
-            <w:r>
-              <w:rPr>
-                <w:rFonts w:hint="eastAsia"/>
-                <w:color w:val="D9D9D9" w:themeColor="background1" w:themeShade="D9"/>
+                <w:color w:val="95DD9F" w:themeColor="background1" w:themeShade="D9"/>
+              </w:rPr>
+            </w:pPr>
+            <w:proofErr w:type="spellStart"/>
+            <w:r>
+              <w:rPr>
+                <w:rFonts w:hint="eastAsia"/>
+                <w:color w:val="95DD9F" w:themeColor="background1" w:themeShade="D9"/>
               </w:rPr>
               <w:t>ycsb</w:t>
             </w:r>
-            <w:r>
-              <w:rPr>
-                <w:rFonts w:hint="eastAsia"/>
-                <w:color w:val="D9D9D9" w:themeColor="background1" w:themeShade="D9"/>
+            <w:proofErr w:type="spellEnd"/>
+            <w:r>
+              <w:rPr>
+                <w:rFonts w:hint="eastAsia"/>
+                <w:color w:val="95DD9F" w:themeColor="background1" w:themeShade="D9"/>
               </w:rPr>
               <w:t>压测对比</w:t>
             </w:r>
@@ -4282,47 +4402,90 @@
           <w:p>
             <w:pPr>
               <w:rPr>
-                <w:color w:val="D9D9D9" w:themeColor="background1" w:themeShade="D9"/>
-              </w:rPr>
-            </w:pPr>
-            <w:r>
-              <w:rPr>
-                <w:rFonts w:hint="eastAsia"/>
-                <w:color w:val="D9D9D9" w:themeColor="background1" w:themeShade="D9"/>
+                <w:color w:val="95DD9F" w:themeColor="background1" w:themeShade="D9"/>
+              </w:rPr>
+            </w:pPr>
+            <w:r>
+              <w:rPr>
+                <w:rFonts w:hint="eastAsia"/>
+                <w:color w:val="95DD9F" w:themeColor="background1" w:themeShade="D9"/>
               </w:rPr>
               <w:t>（</w:t>
             </w:r>
-            <w:r>
-              <w:rPr>
-                <w:rFonts w:hint="eastAsia"/>
-                <w:color w:val="D9D9D9" w:themeColor="background1" w:themeShade="D9"/>
-              </w:rPr>
-              <w:t>sequoiadb/hbase/mongdb/</w:t>
-            </w:r>
-            <w:r>
-              <w:rPr>
-                <w:color w:val="D9D9D9" w:themeColor="background1" w:themeShade="D9"/>
+            <w:proofErr w:type="spellStart"/>
+            <w:r>
+              <w:rPr>
+                <w:rFonts w:hint="eastAsia"/>
+                <w:color w:val="95DD9F" w:themeColor="background1" w:themeShade="D9"/>
+              </w:rPr>
+              <w:t>sequoiadb</w:t>
+            </w:r>
+            <w:proofErr w:type="spellEnd"/>
+            <w:r>
+              <w:rPr>
+                <w:rFonts w:hint="eastAsia"/>
+                <w:color w:val="95DD9F" w:themeColor="background1" w:themeShade="D9"/>
+              </w:rPr>
+              <w:t>/</w:t>
+            </w:r>
+            <w:proofErr w:type="spellStart"/>
+            <w:r>
+              <w:rPr>
+                <w:rFonts w:hint="eastAsia"/>
+                <w:color w:val="95DD9F" w:themeColor="background1" w:themeShade="D9"/>
+              </w:rPr>
+              <w:t>hbase</w:t>
+            </w:r>
+            <w:proofErr w:type="spellEnd"/>
+            <w:r>
+              <w:rPr>
+                <w:rFonts w:hint="eastAsia"/>
+                <w:color w:val="95DD9F" w:themeColor="background1" w:themeShade="D9"/>
+              </w:rPr>
+              <w:t>/</w:t>
+            </w:r>
+            <w:proofErr w:type="spellStart"/>
+            <w:r>
+              <w:rPr>
+                <w:rFonts w:hint="eastAsia"/>
+                <w:color w:val="95DD9F" w:themeColor="background1" w:themeShade="D9"/>
+              </w:rPr>
+              <w:t>mongdb</w:t>
+            </w:r>
+            <w:proofErr w:type="spellEnd"/>
+            <w:r>
+              <w:rPr>
+                <w:rFonts w:hint="eastAsia"/>
+                <w:color w:val="95DD9F" w:themeColor="background1" w:themeShade="D9"/>
+              </w:rPr>
+              <w:t>/</w:t>
+            </w:r>
+            <w:proofErr w:type="spellStart"/>
+            <w:r>
+              <w:rPr>
+                <w:color w:val="95DD9F" w:themeColor="background1" w:themeShade="D9"/>
               </w:rPr>
               <w:t>Cassandra</w:t>
             </w:r>
             <w:r>
               <w:rPr>
                 <w:rFonts w:hint="eastAsia"/>
-                <w:color w:val="D9D9D9" w:themeColor="background1" w:themeShade="D9"/>
+                <w:color w:val="95DD9F" w:themeColor="background1" w:themeShade="D9"/>
               </w:rPr>
               <w:t>Redis</w:t>
             </w:r>
-            <w:r>
-              <w:rPr>
-                <w:rFonts w:hint="eastAsia"/>
-                <w:color w:val="D9D9D9" w:themeColor="background1" w:themeShade="D9"/>
+            <w:proofErr w:type="spellEnd"/>
+            <w:r>
+              <w:rPr>
+                <w:rFonts w:hint="eastAsia"/>
+                <w:color w:val="95DD9F" w:themeColor="background1" w:themeShade="D9"/>
               </w:rPr>
               <w:t>）</w:t>
             </w:r>
             <w:r>
               <w:rPr>
                 <w:rFonts w:hint="eastAsia"/>
-                <w:color w:val="D9D9D9" w:themeColor="background1" w:themeShade="D9"/>
+                <w:color w:val="95DD9F" w:themeColor="background1" w:themeShade="D9"/>
               </w:rPr>
               <w:t>couch base</w:t>
             </w:r>
@@ -4336,13 +4499,13 @@
           <w:p>
             <w:pPr>
               <w:rPr>
-                <w:color w:val="D9D9D9" w:themeColor="background1" w:themeShade="D9"/>
-              </w:rPr>
-            </w:pPr>
-            <w:r>
-              <w:rPr>
-                <w:rFonts w:hint="eastAsia"/>
-                <w:color w:val="D9D9D9" w:themeColor="background1" w:themeShade="D9"/>
+                <w:color w:val="95DD9F" w:themeColor="background1" w:themeShade="D9"/>
+              </w:rPr>
+            </w:pPr>
+            <w:r>
+              <w:rPr>
+                <w:rFonts w:hint="eastAsia"/>
+                <w:color w:val="95DD9F" w:themeColor="background1" w:themeShade="D9"/>
               </w:rPr>
               <w:t>王文净</w:t>
             </w:r>
@@ -4356,13 +4519,13 @@
           <w:p>
             <w:pPr>
               <w:rPr>
-                <w:color w:val="D9D9D9" w:themeColor="background1" w:themeShade="D9"/>
-              </w:rPr>
-            </w:pPr>
-            <w:r>
-              <w:rPr>
-                <w:rFonts w:hint="eastAsia"/>
-                <w:color w:val="D9D9D9" w:themeColor="background1" w:themeShade="D9"/>
+                <w:color w:val="95DD9F" w:themeColor="background1" w:themeShade="D9"/>
+              </w:rPr>
+            </w:pPr>
+            <w:r>
+              <w:rPr>
+                <w:rFonts w:hint="eastAsia"/>
+                <w:color w:val="95DD9F" w:themeColor="background1" w:themeShade="D9"/>
               </w:rPr>
               <w:t>4-28</w:t>
             </w:r>
@@ -4376,13 +4539,13 @@
           <w:p>
             <w:pPr>
               <w:rPr>
-                <w:color w:val="D9D9D9" w:themeColor="background1" w:themeShade="D9"/>
-              </w:rPr>
-            </w:pPr>
-            <w:r>
-              <w:rPr>
-                <w:rFonts w:hint="eastAsia"/>
-                <w:color w:val="D9D9D9" w:themeColor="background1" w:themeShade="D9"/>
+                <w:color w:val="95DD9F" w:themeColor="background1" w:themeShade="D9"/>
+              </w:rPr>
+            </w:pPr>
+            <w:r>
+              <w:rPr>
+                <w:rFonts w:hint="eastAsia"/>
+                <w:color w:val="95DD9F" w:themeColor="background1" w:themeShade="D9"/>
               </w:rPr>
               <w:t>6-3</w:t>
             </w:r>
@@ -4396,20 +4559,20 @@
           <w:p>
             <w:pPr>
               <w:rPr>
-                <w:color w:val="D9D9D9" w:themeColor="background1" w:themeShade="D9"/>
-              </w:rPr>
-            </w:pPr>
-            <w:r>
-              <w:rPr>
-                <w:rFonts w:hint="eastAsia"/>
-                <w:color w:val="D9D9D9" w:themeColor="background1" w:themeShade="D9"/>
+                <w:color w:val="95DD9F" w:themeColor="background1" w:themeShade="D9"/>
+              </w:rPr>
+            </w:pPr>
+            <w:r>
+              <w:rPr>
+                <w:rFonts w:hint="eastAsia"/>
+                <w:color w:val="95DD9F" w:themeColor="background1" w:themeShade="D9"/>
               </w:rPr>
               <w:t>主要调</w:t>
             </w:r>
             <w:r>
               <w:rPr>
                 <w:rFonts w:hint="eastAsia"/>
-                <w:color w:val="D9D9D9" w:themeColor="background1" w:themeShade="D9"/>
+                <w:color w:val="95DD9F" w:themeColor="background1" w:themeShade="D9"/>
               </w:rPr>
               <w:t>mongo</w:t>
             </w:r>
@@ -4417,34 +4580,34 @@
           <w:p>
             <w:pPr>
               <w:rPr>
-                <w:color w:val="D9D9D9" w:themeColor="background1" w:themeShade="D9"/>
-              </w:rPr>
-            </w:pPr>
-            <w:r>
-              <w:rPr>
-                <w:rFonts w:hint="eastAsia"/>
-                <w:color w:val="D9D9D9" w:themeColor="background1" w:themeShade="D9"/>
+                <w:color w:val="95DD9F" w:themeColor="background1" w:themeShade="D9"/>
+              </w:rPr>
+            </w:pPr>
+            <w:r>
+              <w:rPr>
+                <w:rFonts w:hint="eastAsia"/>
+                <w:color w:val="95DD9F" w:themeColor="background1" w:themeShade="D9"/>
               </w:rPr>
               <w:t>C</w:t>
             </w:r>
             <w:r>
               <w:rPr>
                 <w:rFonts w:hint="eastAsia"/>
-                <w:color w:val="D9D9D9" w:themeColor="background1" w:themeShade="D9"/>
+                <w:color w:val="95DD9F" w:themeColor="background1" w:themeShade="D9"/>
               </w:rPr>
               <w:t>驱动有部分地方调整</w:t>
             </w:r>
             <w:r>
               <w:rPr>
                 <w:rFonts w:hint="eastAsia"/>
-                <w:color w:val="D9D9D9" w:themeColor="background1" w:themeShade="D9"/>
+                <w:color w:val="95DD9F" w:themeColor="background1" w:themeShade="D9"/>
               </w:rPr>
               <w:t>,</w:t>
             </w:r>
             <w:r>
               <w:rPr>
                 <w:rFonts w:hint="eastAsia"/>
-                <w:color w:val="D9D9D9" w:themeColor="background1" w:themeShade="D9"/>
+                <w:color w:val="95DD9F" w:themeColor="background1" w:themeShade="D9"/>
               </w:rPr>
               <w:t>接口的检查不一致。任务完成</w:t>
             </w:r>
@@ -4459,13 +4622,13 @@
           <w:p>
             <w:pPr>
               <w:rPr>
-                <w:color w:val="D9D9D9" w:themeColor="background1" w:themeShade="D9"/>
-              </w:rPr>
-            </w:pPr>
-            <w:r>
-              <w:rPr>
-                <w:rFonts w:hint="eastAsia"/>
-                <w:color w:val="D9D9D9" w:themeColor="background1" w:themeShade="D9"/>
+                <w:color w:val="95DD9F" w:themeColor="background1" w:themeShade="D9"/>
+              </w:rPr>
+            </w:pPr>
+            <w:r>
+              <w:rPr>
+                <w:rFonts w:hint="eastAsia"/>
+                <w:color w:val="95DD9F" w:themeColor="background1" w:themeShade="D9"/>
               </w:rPr>
               <w:t>导出重写</w:t>
             </w:r>
@@ -4479,13 +4642,13 @@
           <w:p>
             <w:pPr>
               <w:rPr>
-                <w:color w:val="D9D9D9" w:themeColor="background1" w:themeShade="D9"/>
-              </w:rPr>
-            </w:pPr>
-            <w:r>
-              <w:rPr>
-                <w:rFonts w:hint="eastAsia"/>
-                <w:color w:val="D9D9D9" w:themeColor="background1" w:themeShade="D9"/>
+                <w:color w:val="95DD9F" w:themeColor="background1" w:themeShade="D9"/>
+              </w:rPr>
+            </w:pPr>
+            <w:r>
+              <w:rPr>
+                <w:rFonts w:hint="eastAsia"/>
+                <w:color w:val="95DD9F" w:themeColor="background1" w:themeShade="D9"/>
               </w:rPr>
               <w:t>何嘉文</w:t>
             </w:r>
@@ -4499,13 +4662,13 @@
           <w:p>
             <w:pPr>
               <w:rPr>
-                <w:color w:val="D9D9D9" w:themeColor="background1" w:themeShade="D9"/>
-              </w:rPr>
-            </w:pPr>
-            <w:r>
-              <w:rPr>
-                <w:rFonts w:hint="eastAsia"/>
-                <w:color w:val="D9D9D9" w:themeColor="background1" w:themeShade="D9"/>
+                <w:color w:val="95DD9F" w:themeColor="background1" w:themeShade="D9"/>
+              </w:rPr>
+            </w:pPr>
+            <w:r>
+              <w:rPr>
+                <w:rFonts w:hint="eastAsia"/>
+                <w:color w:val="95DD9F" w:themeColor="background1" w:themeShade="D9"/>
               </w:rPr>
               <w:t>5-19</w:t>
             </w:r>
@@ -4519,13 +4682,13 @@
           <w:p>
             <w:pPr>
               <w:rPr>
-                <w:color w:val="D9D9D9" w:themeColor="background1" w:themeShade="D9"/>
-              </w:rPr>
-            </w:pPr>
-            <w:r>
-              <w:rPr>
-                <w:rFonts w:hint="eastAsia"/>
-                <w:color w:val="D9D9D9" w:themeColor="background1" w:themeShade="D9"/>
+                <w:color w:val="95DD9F" w:themeColor="background1" w:themeShade="D9"/>
+              </w:rPr>
+            </w:pPr>
+            <w:r>
+              <w:rPr>
+                <w:rFonts w:hint="eastAsia"/>
+                <w:color w:val="95DD9F" w:themeColor="background1" w:themeShade="D9"/>
               </w:rPr>
               <w:t>6-3</w:t>
             </w:r>
@@ -4539,13 +4702,13 @@
           <w:p>
             <w:pPr>
               <w:rPr>
-                <w:color w:val="D9D9D9" w:themeColor="background1" w:themeShade="D9"/>
-              </w:rPr>
-            </w:pPr>
-            <w:r>
-              <w:rPr>
-                <w:rFonts w:hint="eastAsia"/>
-                <w:color w:val="D9D9D9" w:themeColor="background1" w:themeShade="D9"/>
+                <w:color w:val="95DD9F" w:themeColor="background1" w:themeShade="D9"/>
+              </w:rPr>
+            </w:pPr>
+            <w:r>
+              <w:rPr>
+                <w:rFonts w:hint="eastAsia"/>
+                <w:color w:val="95DD9F" w:themeColor="background1" w:themeShade="D9"/>
               </w:rPr>
               <w:t>完成</w:t>
             </w:r>
@@ -4560,72 +4723,74 @@
           <w:p>
             <w:pPr>
               <w:rPr>
-                <w:color w:val="D9D9D9" w:themeColor="background1" w:themeShade="D9"/>
-              </w:rPr>
-            </w:pPr>
-            <w:r>
-              <w:rPr>
-                <w:rFonts w:hint="eastAsia"/>
-                <w:color w:val="D9D9D9" w:themeColor="background1" w:themeShade="D9"/>
+                <w:color w:val="95DD9F" w:themeColor="background1" w:themeShade="D9"/>
+              </w:rPr>
+            </w:pPr>
+            <w:r>
+              <w:rPr>
+                <w:rFonts w:hint="eastAsia"/>
+                <w:color w:val="95DD9F" w:themeColor="background1" w:themeShade="D9"/>
               </w:rPr>
               <w:t>base64</w:t>
             </w:r>
             <w:r>
               <w:rPr>
                 <w:rFonts w:hint="eastAsia"/>
-                <w:color w:val="D9D9D9" w:themeColor="background1" w:themeShade="D9"/>
+                <w:color w:val="95DD9F" w:themeColor="background1" w:themeShade="D9"/>
               </w:rPr>
               <w:t>编码</w:t>
             </w:r>
             <w:r>
               <w:rPr>
                 <w:rFonts w:hint="eastAsia"/>
-                <w:color w:val="D9D9D9" w:themeColor="background1" w:themeShade="D9"/>
+                <w:color w:val="95DD9F" w:themeColor="background1" w:themeShade="D9"/>
               </w:rPr>
               <w:t xml:space="preserve">bug, </w:t>
             </w:r>
             <w:r>
               <w:rPr>
-                <w:color w:val="D9D9D9" w:themeColor="background1" w:themeShade="D9"/>
+                <w:color w:val="95DD9F" w:themeColor="background1" w:themeShade="D9"/>
               </w:rPr>
               <w:t>“</w:t>
             </w:r>
-            <w:r>
-              <w:rPr>
-                <w:rFonts w:hint="eastAsia"/>
-                <w:color w:val="D9D9D9" w:themeColor="background1" w:themeShade="D9"/>
+            <w:proofErr w:type="spellStart"/>
+            <w:r>
+              <w:rPr>
+                <w:rFonts w:hint="eastAsia"/>
+                <w:color w:val="95DD9F" w:themeColor="background1" w:themeShade="D9"/>
               </w:rPr>
               <w:t>abcd</w:t>
             </w:r>
-            <w:r>
-              <w:rPr>
-                <w:color w:val="D9D9D9" w:themeColor="background1" w:themeShade="D9"/>
+            <w:proofErr w:type="spellEnd"/>
+            <w:r>
+              <w:rPr>
+                <w:color w:val="95DD9F" w:themeColor="background1" w:themeShade="D9"/>
               </w:rPr>
               <w:t>”</w:t>
             </w:r>
             <w:r>
               <w:rPr>
                 <w:rFonts w:hint="eastAsia"/>
-                <w:color w:val="D9D9D9" w:themeColor="background1" w:themeShade="D9"/>
+                <w:color w:val="95DD9F" w:themeColor="background1" w:themeShade="D9"/>
               </w:rPr>
               <w:t>编码后少了</w:t>
             </w:r>
             <w:r>
               <w:rPr>
-                <w:color w:val="D9D9D9" w:themeColor="background1" w:themeShade="D9"/>
+                <w:color w:val="95DD9F" w:themeColor="background1" w:themeShade="D9"/>
               </w:rPr>
               <w:t>”</w:t>
             </w:r>
             <w:r>
               <w:rPr>
                 <w:rFonts w:hint="eastAsia"/>
-                <w:color w:val="D9D9D9" w:themeColor="background1" w:themeShade="D9"/>
+                <w:color w:val="95DD9F" w:themeColor="background1" w:themeShade="D9"/>
               </w:rPr>
               <w:t>=</w:t>
             </w:r>
             <w:r>
               <w:rPr>
-                <w:color w:val="D9D9D9" w:themeColor="background1" w:themeShade="D9"/>
+                <w:color w:val="95DD9F" w:themeColor="background1" w:themeShade="D9"/>
               </w:rPr>
               <w:t>”</w:t>
             </w:r>
@@ -4639,13 +4804,13 @@
           <w:p>
             <w:pPr>
               <w:rPr>
-                <w:color w:val="D9D9D9" w:themeColor="background1" w:themeShade="D9"/>
-              </w:rPr>
-            </w:pPr>
-            <w:r>
-              <w:rPr>
-                <w:rFonts w:hint="eastAsia"/>
-                <w:color w:val="D9D9D9" w:themeColor="background1" w:themeShade="D9"/>
+                <w:color w:val="95DD9F" w:themeColor="background1" w:themeShade="D9"/>
+              </w:rPr>
+            </w:pPr>
+            <w:r>
+              <w:rPr>
+                <w:rFonts w:hint="eastAsia"/>
+                <w:color w:val="95DD9F" w:themeColor="background1" w:themeShade="D9"/>
               </w:rPr>
               <w:t>何嘉文</w:t>
             </w:r>
@@ -4659,13 +4824,13 @@
           <w:p>
             <w:pPr>
               <w:rPr>
-                <w:color w:val="D9D9D9" w:themeColor="background1" w:themeShade="D9"/>
-              </w:rPr>
-            </w:pPr>
-            <w:r>
-              <w:rPr>
-                <w:rFonts w:hint="eastAsia"/>
-                <w:color w:val="D9D9D9" w:themeColor="background1" w:themeShade="D9"/>
+                <w:color w:val="95DD9F" w:themeColor="background1" w:themeShade="D9"/>
+              </w:rPr>
+            </w:pPr>
+            <w:r>
+              <w:rPr>
+                <w:rFonts w:hint="eastAsia"/>
+                <w:color w:val="95DD9F" w:themeColor="background1" w:themeShade="D9"/>
               </w:rPr>
               <w:t>5-26</w:t>
             </w:r>
@@ -4679,13 +4844,13 @@
           <w:p>
             <w:pPr>
               <w:rPr>
-                <w:color w:val="D9D9D9" w:themeColor="background1" w:themeShade="D9"/>
-              </w:rPr>
-            </w:pPr>
-            <w:r>
-              <w:rPr>
-                <w:rFonts w:hint="eastAsia"/>
-                <w:color w:val="D9D9D9" w:themeColor="background1" w:themeShade="D9"/>
+                <w:color w:val="95DD9F" w:themeColor="background1" w:themeShade="D9"/>
+              </w:rPr>
+            </w:pPr>
+            <w:r>
+              <w:rPr>
+                <w:rFonts w:hint="eastAsia"/>
+                <w:color w:val="95DD9F" w:themeColor="background1" w:themeShade="D9"/>
               </w:rPr>
               <w:t>6-3</w:t>
             </w:r>
@@ -4699,13 +4864,13 @@
           <w:p>
             <w:pPr>
               <w:rPr>
-                <w:color w:val="D9D9D9" w:themeColor="background1" w:themeShade="D9"/>
-              </w:rPr>
-            </w:pPr>
-            <w:r>
-              <w:rPr>
-                <w:rFonts w:hint="eastAsia"/>
-                <w:color w:val="D9D9D9" w:themeColor="background1" w:themeShade="D9"/>
+                <w:color w:val="95DD9F" w:themeColor="background1" w:themeShade="D9"/>
+              </w:rPr>
+            </w:pPr>
+            <w:r>
+              <w:rPr>
+                <w:rFonts w:hint="eastAsia"/>
+                <w:color w:val="95DD9F" w:themeColor="background1" w:themeShade="D9"/>
               </w:rPr>
               <w:t>完成</w:t>
             </w:r>
@@ -4720,27 +4885,27 @@
           <w:p>
             <w:pPr>
               <w:rPr>
-                <w:color w:val="D9D9D9" w:themeColor="background1" w:themeShade="D9"/>
-              </w:rPr>
-            </w:pPr>
-            <w:r>
-              <w:rPr>
-                <w:rFonts w:hint="eastAsia"/>
-                <w:color w:val="D9D9D9" w:themeColor="background1" w:themeShade="D9"/>
+                <w:color w:val="95DD9F" w:themeColor="background1" w:themeShade="D9"/>
+              </w:rPr>
+            </w:pPr>
+            <w:r>
+              <w:rPr>
+                <w:rFonts w:hint="eastAsia"/>
+                <w:color w:val="95DD9F" w:themeColor="background1" w:themeShade="D9"/>
               </w:rPr>
               <w:t>出</w:t>
             </w:r>
             <w:r>
               <w:rPr>
                 <w:rFonts w:hint="eastAsia"/>
-                <w:color w:val="D9D9D9" w:themeColor="background1" w:themeShade="D9"/>
+                <w:color w:val="95DD9F" w:themeColor="background1" w:themeShade="D9"/>
               </w:rPr>
               <w:t>1.6 SP1</w:t>
             </w:r>
             <w:r>
               <w:rPr>
                 <w:rFonts w:hint="eastAsia"/>
-                <w:color w:val="D9D9D9" w:themeColor="background1" w:themeShade="D9"/>
+                <w:color w:val="95DD9F" w:themeColor="background1" w:themeShade="D9"/>
               </w:rPr>
               <w:t>版本</w:t>
             </w:r>
@@ -4754,13 +4919,13 @@
           <w:p>
             <w:pPr>
               <w:rPr>
-                <w:color w:val="D9D9D9" w:themeColor="background1" w:themeShade="D9"/>
-              </w:rPr>
-            </w:pPr>
-            <w:r>
-              <w:rPr>
-                <w:rFonts w:hint="eastAsia"/>
-                <w:color w:val="D9D9D9" w:themeColor="background1" w:themeShade="D9"/>
+                <w:color w:val="95DD9F" w:themeColor="background1" w:themeShade="D9"/>
+              </w:rPr>
+            </w:pPr>
+            <w:r>
+              <w:rPr>
+                <w:rFonts w:hint="eastAsia"/>
+                <w:color w:val="95DD9F" w:themeColor="background1" w:themeShade="D9"/>
               </w:rPr>
               <w:t>许建辉</w:t>
             </w:r>
@@ -4774,13 +4939,13 @@
           <w:p>
             <w:pPr>
               <w:rPr>
-                <w:color w:val="D9D9D9" w:themeColor="background1" w:themeShade="D9"/>
-              </w:rPr>
-            </w:pPr>
-            <w:r>
-              <w:rPr>
-                <w:rFonts w:hint="eastAsia"/>
-                <w:color w:val="D9D9D9" w:themeColor="background1" w:themeShade="D9"/>
+                <w:color w:val="95DD9F" w:themeColor="background1" w:themeShade="D9"/>
+              </w:rPr>
+            </w:pPr>
+            <w:r>
+              <w:rPr>
+                <w:rFonts w:hint="eastAsia"/>
+                <w:color w:val="95DD9F" w:themeColor="background1" w:themeShade="D9"/>
               </w:rPr>
               <w:t>5-26</w:t>
             </w:r>
@@ -4794,13 +4959,13 @@
           <w:p>
             <w:pPr>
               <w:rPr>
-                <w:color w:val="D9D9D9" w:themeColor="background1" w:themeShade="D9"/>
-              </w:rPr>
-            </w:pPr>
-            <w:r>
-              <w:rPr>
-                <w:rFonts w:hint="eastAsia"/>
-                <w:color w:val="D9D9D9" w:themeColor="background1" w:themeShade="D9"/>
+                <w:color w:val="95DD9F" w:themeColor="background1" w:themeShade="D9"/>
+              </w:rPr>
+            </w:pPr>
+            <w:r>
+              <w:rPr>
+                <w:rFonts w:hint="eastAsia"/>
+                <w:color w:val="95DD9F" w:themeColor="background1" w:themeShade="D9"/>
               </w:rPr>
               <w:t>6-3</w:t>
             </w:r>
@@ -4814,13 +4979,13 @@
           <w:p>
             <w:pPr>
               <w:rPr>
-                <w:color w:val="D9D9D9" w:themeColor="background1" w:themeShade="D9"/>
-              </w:rPr>
-            </w:pPr>
-            <w:r>
-              <w:rPr>
-                <w:rFonts w:hint="eastAsia"/>
-                <w:color w:val="D9D9D9" w:themeColor="background1" w:themeShade="D9"/>
+                <w:color w:val="95DD9F" w:themeColor="background1" w:themeShade="D9"/>
+              </w:rPr>
+            </w:pPr>
+            <w:r>
+              <w:rPr>
+                <w:rFonts w:hint="eastAsia"/>
+                <w:color w:val="95DD9F" w:themeColor="background1" w:themeShade="D9"/>
               </w:rPr>
               <w:t>完成</w:t>
             </w:r>
@@ -4835,26 +5000,28 @@
           <w:p>
             <w:pPr>
               <w:rPr>
-                <w:color w:val="D9D9D9" w:themeColor="background1" w:themeShade="D9"/>
-              </w:rPr>
-            </w:pPr>
-            <w:r>
-              <w:rPr>
-                <w:color w:val="D9D9D9" w:themeColor="background1" w:themeShade="D9"/>
+                <w:color w:val="95DD9F" w:themeColor="background1" w:themeShade="D9"/>
+              </w:rPr>
+            </w:pPr>
+            <w:proofErr w:type="spellStart"/>
+            <w:r>
+              <w:rPr>
+                <w:color w:val="95DD9F" w:themeColor="background1" w:themeShade="D9"/>
               </w:rPr>
               <w:t>D</w:t>
             </w:r>
             <w:r>
               <w:rPr>
                 <w:rFonts w:hint="eastAsia"/>
-                <w:color w:val="D9D9D9" w:themeColor="background1" w:themeShade="D9"/>
+                <w:color w:val="95DD9F" w:themeColor="background1" w:themeShade="D9"/>
               </w:rPr>
               <w:t>psdump</w:t>
             </w:r>
-            <w:r>
-              <w:rPr>
-                <w:rFonts w:hint="eastAsia"/>
-                <w:color w:val="D9D9D9" w:themeColor="background1" w:themeShade="D9"/>
+            <w:proofErr w:type="spellEnd"/>
+            <w:r>
+              <w:rPr>
+                <w:rFonts w:hint="eastAsia"/>
+                <w:color w:val="95DD9F" w:themeColor="background1" w:themeShade="D9"/>
               </w:rPr>
               <w:t>测试</w:t>
             </w:r>
@@ -4868,13 +5035,13 @@
           <w:p>
             <w:pPr>
               <w:rPr>
-                <w:color w:val="D9D9D9" w:themeColor="background1" w:themeShade="D9"/>
-              </w:rPr>
-            </w:pPr>
-            <w:r>
-              <w:rPr>
-                <w:rFonts w:hint="eastAsia"/>
-                <w:color w:val="D9D9D9" w:themeColor="background1" w:themeShade="D9"/>
+                <w:color w:val="95DD9F" w:themeColor="background1" w:themeShade="D9"/>
+              </w:rPr>
+            </w:pPr>
+            <w:r>
+              <w:rPr>
+                <w:rFonts w:hint="eastAsia"/>
+                <w:color w:val="95DD9F" w:themeColor="background1" w:themeShade="D9"/>
               </w:rPr>
               <w:t>王文净</w:t>
             </w:r>
@@ -4888,13 +5055,13 @@
           <w:p>
             <w:pPr>
               <w:rPr>
-                <w:color w:val="D9D9D9" w:themeColor="background1" w:themeShade="D9"/>
-              </w:rPr>
-            </w:pPr>
-            <w:r>
-              <w:rPr>
-                <w:rFonts w:hint="eastAsia"/>
-                <w:color w:val="D9D9D9" w:themeColor="background1" w:themeShade="D9"/>
+                <w:color w:val="95DD9F" w:themeColor="background1" w:themeShade="D9"/>
+              </w:rPr>
+            </w:pPr>
+            <w:r>
+              <w:rPr>
+                <w:rFonts w:hint="eastAsia"/>
+                <w:color w:val="95DD9F" w:themeColor="background1" w:themeShade="D9"/>
               </w:rPr>
               <w:t>5-26</w:t>
             </w:r>
@@ -4908,13 +5075,13 @@
           <w:p>
             <w:pPr>
               <w:rPr>
-                <w:color w:val="D9D9D9" w:themeColor="background1" w:themeShade="D9"/>
-              </w:rPr>
-            </w:pPr>
-            <w:r>
-              <w:rPr>
-                <w:rFonts w:hint="eastAsia"/>
-                <w:color w:val="D9D9D9" w:themeColor="background1" w:themeShade="D9"/>
+                <w:color w:val="95DD9F" w:themeColor="background1" w:themeShade="D9"/>
+              </w:rPr>
+            </w:pPr>
+            <w:r>
+              <w:rPr>
+                <w:rFonts w:hint="eastAsia"/>
+                <w:color w:val="95DD9F" w:themeColor="background1" w:themeShade="D9"/>
               </w:rPr>
               <w:t>6-3</w:t>
             </w:r>
@@ -4928,13 +5095,13 @@
           <w:p>
             <w:pPr>
               <w:rPr>
-                <w:color w:val="D9D9D9" w:themeColor="background1" w:themeShade="D9"/>
-              </w:rPr>
-            </w:pPr>
-            <w:r>
-              <w:rPr>
-                <w:rFonts w:hint="eastAsia"/>
-                <w:color w:val="D9D9D9" w:themeColor="background1" w:themeShade="D9"/>
+                <w:color w:val="95DD9F" w:themeColor="background1" w:themeShade="D9"/>
+              </w:rPr>
+            </w:pPr>
+            <w:r>
+              <w:rPr>
+                <w:rFonts w:hint="eastAsia"/>
+                <w:color w:val="95DD9F" w:themeColor="background1" w:themeShade="D9"/>
               </w:rPr>
               <w:t>测试完成</w:t>
             </w:r>
@@ -4949,22 +5116,40 @@
           <w:p>
             <w:pPr>
               <w:rPr>
-                <w:color w:val="D9D9D9" w:themeColor="background1" w:themeShade="D9"/>
-              </w:rPr>
-            </w:pPr>
-            <w:r>
-              <w:rPr>
-                <w:color w:val="D9D9D9" w:themeColor="background1" w:themeShade="D9"/>
+                <w:color w:val="95DD9F" w:themeColor="background1" w:themeShade="D9"/>
+              </w:rPr>
+            </w:pPr>
+            <w:proofErr w:type="spellStart"/>
+            <w:r>
+              <w:rPr>
+                <w:color w:val="95DD9F" w:themeColor="background1" w:themeShade="D9"/>
               </w:rPr>
               <w:t>I</w:t>
             </w:r>
             <w:r>
               <w:rPr>
                 <w:rFonts w:hint="eastAsia"/>
-                <w:color w:val="D9D9D9" w:themeColor="background1" w:themeShade="D9"/>
-              </w:rPr>
-              <w:t>mprt/exprt</w:t>
-            </w:r>
+                <w:color w:val="95DD9F" w:themeColor="background1" w:themeShade="D9"/>
+              </w:rPr>
+              <w:t>mprt</w:t>
+            </w:r>
+            <w:proofErr w:type="spellEnd"/>
+            <w:r>
+              <w:rPr>
+                <w:rFonts w:hint="eastAsia"/>
+                <w:color w:val="95DD9F" w:themeColor="background1" w:themeShade="D9"/>
+              </w:rPr>
+              <w:t>/</w:t>
+            </w:r>
+            <w:proofErr w:type="spellStart"/>
+            <w:r>
+              <w:rPr>
+                <w:rFonts w:hint="eastAsia"/>
+                <w:color w:val="95DD9F" w:themeColor="background1" w:themeShade="D9"/>
+              </w:rPr>
+              <w:t>exprt</w:t>
+            </w:r>
+            <w:proofErr w:type="spellEnd"/>
           </w:p>
         </w:tc>
         <w:tc>
@@ -4975,13 +5160,13 @@
           <w:p>
             <w:pPr>
               <w:rPr>
-                <w:color w:val="D9D9D9" w:themeColor="background1" w:themeShade="D9"/>
-              </w:rPr>
-            </w:pPr>
-            <w:r>
-              <w:rPr>
-                <w:rFonts w:hint="eastAsia"/>
-                <w:color w:val="D9D9D9" w:themeColor="background1" w:themeShade="D9"/>
+                <w:color w:val="95DD9F" w:themeColor="background1" w:themeShade="D9"/>
+              </w:rPr>
+            </w:pPr>
+            <w:r>
+              <w:rPr>
+                <w:rFonts w:hint="eastAsia"/>
+                <w:color w:val="95DD9F" w:themeColor="background1" w:themeShade="D9"/>
               </w:rPr>
               <w:t>胡晓均</w:t>
             </w:r>
@@ -4995,13 +5180,13 @@
           <w:p>
             <w:pPr>
               <w:rPr>
-                <w:color w:val="D9D9D9" w:themeColor="background1" w:themeShade="D9"/>
-              </w:rPr>
-            </w:pPr>
-            <w:r>
-              <w:rPr>
-                <w:rFonts w:hint="eastAsia"/>
-                <w:color w:val="D9D9D9" w:themeColor="background1" w:themeShade="D9"/>
+                <w:color w:val="95DD9F" w:themeColor="background1" w:themeShade="D9"/>
+              </w:rPr>
+            </w:pPr>
+            <w:r>
+              <w:rPr>
+                <w:rFonts w:hint="eastAsia"/>
+                <w:color w:val="95DD9F" w:themeColor="background1" w:themeShade="D9"/>
               </w:rPr>
               <w:t>5-12</w:t>
             </w:r>
@@ -5015,13 +5200,13 @@
           <w:p>
             <w:pPr>
               <w:rPr>
-                <w:color w:val="D9D9D9" w:themeColor="background1" w:themeShade="D9"/>
-              </w:rPr>
-            </w:pPr>
-            <w:r>
-              <w:rPr>
-                <w:rFonts w:hint="eastAsia"/>
-                <w:color w:val="D9D9D9" w:themeColor="background1" w:themeShade="D9"/>
+                <w:color w:val="95DD9F" w:themeColor="background1" w:themeShade="D9"/>
+              </w:rPr>
+            </w:pPr>
+            <w:r>
+              <w:rPr>
+                <w:rFonts w:hint="eastAsia"/>
+                <w:color w:val="95DD9F" w:themeColor="background1" w:themeShade="D9"/>
               </w:rPr>
               <w:t>6-3</w:t>
             </w:r>
@@ -5035,13 +5220,13 @@
           <w:p>
             <w:pPr>
               <w:rPr>
-                <w:color w:val="D9D9D9" w:themeColor="background1" w:themeShade="D9"/>
-              </w:rPr>
-            </w:pPr>
-            <w:r>
-              <w:rPr>
-                <w:rFonts w:hint="eastAsia"/>
-                <w:color w:val="D9D9D9" w:themeColor="background1" w:themeShade="D9"/>
+                <w:color w:val="95DD9F" w:themeColor="background1" w:themeShade="D9"/>
+              </w:rPr>
+            </w:pPr>
+            <w:r>
+              <w:rPr>
+                <w:rFonts w:hint="eastAsia"/>
+                <w:color w:val="95DD9F" w:themeColor="background1" w:themeShade="D9"/>
               </w:rPr>
               <w:t>完成</w:t>
             </w:r>
@@ -5056,27 +5241,27 @@
           <w:p>
             <w:pPr>
               <w:rPr>
-                <w:color w:val="D9D9D9" w:themeColor="background1" w:themeShade="D9"/>
-              </w:rPr>
-            </w:pPr>
-            <w:r>
-              <w:rPr>
-                <w:rFonts w:hint="eastAsia"/>
-                <w:color w:val="D9D9D9" w:themeColor="background1" w:themeShade="D9"/>
+                <w:color w:val="95DD9F" w:themeColor="background1" w:themeShade="D9"/>
+              </w:rPr>
+            </w:pPr>
+            <w:r>
+              <w:rPr>
+                <w:rFonts w:hint="eastAsia"/>
+                <w:color w:val="95DD9F" w:themeColor="background1" w:themeShade="D9"/>
               </w:rPr>
               <w:t>索引测试用例及</w:t>
             </w:r>
             <w:r>
               <w:rPr>
                 <w:rFonts w:hint="eastAsia"/>
-                <w:color w:val="D9D9D9" w:themeColor="background1" w:themeShade="D9"/>
+                <w:color w:val="95DD9F" w:themeColor="background1" w:themeShade="D9"/>
               </w:rPr>
               <w:t>JIRA</w:t>
             </w:r>
             <w:r>
               <w:rPr>
                 <w:rFonts w:hint="eastAsia"/>
-                <w:color w:val="D9D9D9" w:themeColor="background1" w:themeShade="D9"/>
+                <w:color w:val="95DD9F" w:themeColor="background1" w:themeShade="D9"/>
               </w:rPr>
               <w:t>单的验证测试</w:t>
             </w:r>
@@ -5090,13 +5275,13 @@
           <w:p>
             <w:pPr>
               <w:rPr>
-                <w:color w:val="D9D9D9" w:themeColor="background1" w:themeShade="D9"/>
-              </w:rPr>
-            </w:pPr>
-            <w:r>
-              <w:rPr>
-                <w:rFonts w:hint="eastAsia"/>
-                <w:color w:val="D9D9D9" w:themeColor="background1" w:themeShade="D9"/>
+                <w:color w:val="95DD9F" w:themeColor="background1" w:themeShade="D9"/>
+              </w:rPr>
+            </w:pPr>
+            <w:r>
+              <w:rPr>
+                <w:rFonts w:hint="eastAsia"/>
+                <w:color w:val="95DD9F" w:themeColor="background1" w:themeShade="D9"/>
               </w:rPr>
               <w:t>刘武兴</w:t>
             </w:r>
@@ -5110,13 +5295,13 @@
           <w:p>
             <w:pPr>
               <w:rPr>
-                <w:color w:val="D9D9D9" w:themeColor="background1" w:themeShade="D9"/>
-              </w:rPr>
-            </w:pPr>
-            <w:r>
-              <w:rPr>
-                <w:rFonts w:hint="eastAsia"/>
-                <w:color w:val="D9D9D9" w:themeColor="background1" w:themeShade="D9"/>
+                <w:color w:val="95DD9F" w:themeColor="background1" w:themeShade="D9"/>
+              </w:rPr>
+            </w:pPr>
+            <w:r>
+              <w:rPr>
+                <w:rFonts w:hint="eastAsia"/>
+                <w:color w:val="95DD9F" w:themeColor="background1" w:themeShade="D9"/>
               </w:rPr>
               <w:t>5-26</w:t>
             </w:r>
@@ -5130,13 +5315,13 @@
           <w:p>
             <w:pPr>
               <w:rPr>
-                <w:color w:val="D9D9D9" w:themeColor="background1" w:themeShade="D9"/>
-              </w:rPr>
-            </w:pPr>
-            <w:r>
-              <w:rPr>
-                <w:rFonts w:hint="eastAsia"/>
-                <w:color w:val="D9D9D9" w:themeColor="background1" w:themeShade="D9"/>
+                <w:color w:val="95DD9F" w:themeColor="background1" w:themeShade="D9"/>
+              </w:rPr>
+            </w:pPr>
+            <w:r>
+              <w:rPr>
+                <w:rFonts w:hint="eastAsia"/>
+                <w:color w:val="95DD9F" w:themeColor="background1" w:themeShade="D9"/>
               </w:rPr>
               <w:t>6-3</w:t>
             </w:r>
@@ -5150,13 +5335,13 @@
           <w:p>
             <w:pPr>
               <w:rPr>
-                <w:color w:val="D9D9D9" w:themeColor="background1" w:themeShade="D9"/>
-              </w:rPr>
-            </w:pPr>
-            <w:r>
-              <w:rPr>
-                <w:rFonts w:hint="eastAsia"/>
-                <w:color w:val="D9D9D9" w:themeColor="background1" w:themeShade="D9"/>
+                <w:color w:val="95DD9F" w:themeColor="background1" w:themeShade="D9"/>
+              </w:rPr>
+            </w:pPr>
+            <w:r>
+              <w:rPr>
+                <w:rFonts w:hint="eastAsia"/>
+                <w:color w:val="95DD9F" w:themeColor="background1" w:themeShade="D9"/>
               </w:rPr>
               <w:t>完成</w:t>
             </w:r>
@@ -5660,7 +5845,7 @@
         <a:sysClr val="windowText" lastClr="000000"/>
       </a:dk1>
       <a:lt1>
-        <a:sysClr val="window" lastClr="FFFFFF"/>
+        <a:sysClr val="window" lastClr="C7EDCC"/>
       </a:lt1>
       <a:dk2>
         <a:srgbClr val="1F497D"/>
